--- a/ers-daniel/ERS.docx
+++ b/ers-daniel/ERS.docx
@@ -4,16 +4,1413 @@
   <w:body>
     <w:p>
       <w:pPr>
+        <w:pBdr>
+          <w:top w:val="none" w:color="000000" w:sz="4" w:space="0"/>
+          <w:left w:val="none" w:color="000000" w:sz="4" w:space="0"/>
+          <w:bottom w:val="none" w:color="000000" w:sz="4" w:space="0"/>
+          <w:right w:val="none" w:color="000000" w:sz="4" w:space="0"/>
+        </w:pBdr>
+        <w:spacing/>
+        <w:ind w:right="120" w:firstLine="0" w:left="0"/>
+        <w:rPr>
+          <w:sz w:val="24"/>
+          <w:szCs w:val="24"/>
+        </w:rPr>
+      </w:pPr>
+      <w:r>
+        <w:rPr>
+          <w:sz w:val="24"/>
+        </w:rPr>
+      </w:r>
+      <w:r>
+        <w:rPr>
+          <w:sz w:val="24"/>
+          <w:szCs w:val="24"/>
+        </w:rPr>
+      </w:r>
+    </w:p>
+    <w:tbl>
+      <w:tblPr>
+        <w:tblStyle w:val="739"/>
+        <w:tblInd w:w="0" w:type="dxa"/>
+        <w:tblW w:w="0" w:type="auto"/>
+        <w:tblBorders>
+          <w:top w:val="none" w:color="000000" w:sz="4" w:space="0"/>
+          <w:left w:val="none" w:color="000000" w:sz="4" w:space="0"/>
+          <w:bottom w:val="none" w:color="000000" w:sz="4" w:space="0"/>
+          <w:right w:val="none" w:color="000000" w:sz="4" w:space="0"/>
+          <w:insideH w:val="none" w:color="000000" w:sz="4" w:space="0"/>
+          <w:insideV w:val="none" w:color="000000" w:sz="4" w:space="0"/>
+        </w:tblBorders>
+        <w:tblLayout w:type="autofit"/>
+        <w:tblLook w:val="04A0" w:firstRow="1" w:lastRow="0" w:firstColumn="1" w:lastColumn="0" w:noHBand="0" w:noVBand="1"/>
+      </w:tblPr>
+      <w:tblGrid>
+        <w:gridCol w:w="5620"/>
+      </w:tblGrid>
+      <w:tr>
+        <w:trPr>
+          <w:trHeight w:val="0"/>
+        </w:trPr>
+        <w:tc>
+          <w:tcPr>
+            <w:tcBorders>
+              <w:top w:val="single" w:color="292929" w:sz="4" w:space="0"/>
+            </w:tcBorders>
+            <w:tcMar>
+              <w:left w:w="70" w:type="dxa"/>
+              <w:top w:w="0" w:type="dxa"/>
+              <w:right w:w="70" w:type="dxa"/>
+              <w:bottom w:w="0" w:type="dxa"/>
+            </w:tcMar>
+            <w:tcW w:w="5620" w:type="dxa"/>
+            <w:vAlign w:val="top"/>
+          </w:tcPr>
+          <w:p>
+            <w:pPr>
+              <w:pBdr/>
+              <w:spacing w:after="0" w:before="0" w:line="240" w:lineRule="auto"/>
+              <w:ind/>
+              <w:rPr/>
+            </w:pPr>
+            <w:r/>
+            <w:r/>
+          </w:p>
+        </w:tc>
+      </w:tr>
+    </w:tbl>
+    <w:p>
+      <w:pPr>
+        <w:pBdr>
+          <w:top w:val="none" w:color="000000" w:sz="4" w:space="0"/>
+          <w:left w:val="none" w:color="000000" w:sz="4" w:space="0"/>
+          <w:bottom w:val="none" w:color="000000" w:sz="4" w:space="0"/>
+          <w:right w:val="none" w:color="000000" w:sz="4" w:space="0"/>
+        </w:pBdr>
+        <w:spacing w:after="0" w:before="0" w:line="288" w:lineRule="auto"/>
+        <w:ind w:right="0" w:firstLine="0" w:left="2880"/>
+        <w:rPr>
+          <w:sz w:val="24"/>
+          <w:szCs w:val="24"/>
+        </w:rPr>
+      </w:pPr>
+      <w:r>
+        <w:rPr>
+          <w:rFonts w:ascii="Arial" w:hAnsi="Arial" w:eastAsia="Arial" w:cs="Arial"/>
+          <w:b/>
+          <w:color w:val="5f5f5f"/>
+          <w:sz w:val="30"/>
+          <w:highlight w:val="none"/>
+          <w:u w:val="none"/>
+        </w:rPr>
+      </w:r>
+      <w:r>
+        <w:rPr>
+          <w:rFonts w:ascii="Arial" w:hAnsi="Arial" w:eastAsia="Arial" w:cs="Arial"/>
+          <w:b/>
+          <w:color w:val="5f5f5f"/>
+          <w:sz w:val="30"/>
+          <w:highlight w:val="none"/>
+          <w:u w:val="none"/>
+        </w:rPr>
+      </w:r>
+      <w:r>
+        <w:rPr>
+          <w:sz w:val="24"/>
+          <w:szCs w:val="24"/>
+        </w:rPr>
+      </w:r>
+    </w:p>
+    <w:p>
+      <w:pPr>
+        <w:pBdr>
+          <w:top w:val="none" w:color="000000" w:sz="4" w:space="0"/>
+          <w:left w:val="none" w:color="000000" w:sz="4" w:space="0"/>
+          <w:bottom w:val="none" w:color="000000" w:sz="4" w:space="0"/>
+          <w:right w:val="none" w:color="000000" w:sz="4" w:space="0"/>
+        </w:pBdr>
+        <w:spacing w:after="0" w:before="0" w:line="288" w:lineRule="auto"/>
+        <w:ind w:right="0" w:firstLine="0" w:left="2880"/>
+        <w:rPr>
+          <w:rFonts w:ascii="Arial" w:hAnsi="Arial" w:eastAsia="Arial" w:cs="Arial"/>
+          <w:b/>
+          <w:bCs/>
+          <w:color w:val="5f5f5f"/>
+          <w:sz w:val="30"/>
+          <w:szCs w:val="30"/>
+          <w:highlight w:val="none"/>
+          <w:u w:val="none"/>
+        </w:rPr>
+      </w:pPr>
+      <w:r>
+        <w:rPr>
+          <w:rFonts w:ascii="Arial" w:hAnsi="Arial" w:eastAsia="Arial" w:cs="Arial"/>
+          <w:b/>
+          <w:color w:val="5f5f5f"/>
+          <w:sz w:val="30"/>
+          <w:highlight w:val="none"/>
+          <w:u w:val="none"/>
+        </w:rPr>
+      </w:r>
+      <w:r>
+        <w:rPr>
+          <w:rFonts w:ascii="Arial" w:hAnsi="Arial" w:eastAsia="Arial" w:cs="Arial"/>
+          <w:b/>
+          <w:color w:val="5f5f5f"/>
+          <w:sz w:val="30"/>
+          <w:highlight w:val="none"/>
+          <w:u w:val="none"/>
+        </w:rPr>
+      </w:r>
+      <w:r>
+        <w:rPr>
+          <w:rFonts w:ascii="Arial" w:hAnsi="Arial" w:eastAsia="Arial" w:cs="Arial"/>
+          <w:b/>
+          <w:bCs/>
+          <w:color w:val="5f5f5f"/>
+          <w:sz w:val="30"/>
+          <w:szCs w:val="30"/>
+          <w:highlight w:val="none"/>
+          <w:u w:val="none"/>
+        </w:rPr>
+      </w:r>
+    </w:p>
+    <w:p>
+      <w:pPr>
+        <w:pBdr>
+          <w:top w:val="none" w:color="000000" w:sz="4" w:space="0"/>
+          <w:left w:val="none" w:color="000000" w:sz="4" w:space="0"/>
+          <w:bottom w:val="none" w:color="000000" w:sz="4" w:space="0"/>
+          <w:right w:val="none" w:color="000000" w:sz="4" w:space="0"/>
+        </w:pBdr>
+        <w:spacing w:after="0" w:before="0" w:line="288" w:lineRule="auto"/>
+        <w:ind w:right="0" w:firstLine="0" w:left="2880"/>
+        <w:rPr>
+          <w:rFonts w:ascii="Arial" w:hAnsi="Arial" w:eastAsia="Arial" w:cs="Arial"/>
+          <w:b/>
+          <w:bCs/>
+          <w:color w:val="5f5f5f"/>
+          <w:sz w:val="30"/>
+          <w:szCs w:val="30"/>
+          <w:highlight w:val="none"/>
+          <w:u w:val="none"/>
+        </w:rPr>
+      </w:pPr>
+      <w:r>
+        <w:rPr>
+          <w:rFonts w:ascii="Arial" w:hAnsi="Arial" w:eastAsia="Arial" w:cs="Arial"/>
+          <w:b/>
+          <w:color w:val="5f5f5f"/>
+          <w:sz w:val="30"/>
+          <w:highlight w:val="none"/>
+          <w:u w:val="none"/>
+        </w:rPr>
+      </w:r>
+      <w:r>
+        <w:rPr>
+          <w:rFonts w:ascii="Arial" w:hAnsi="Arial" w:eastAsia="Arial" w:cs="Arial"/>
+          <w:b/>
+          <w:color w:val="5f5f5f"/>
+          <w:sz w:val="30"/>
+          <w:highlight w:val="none"/>
+          <w:u w:val="none"/>
+        </w:rPr>
+      </w:r>
+      <w:r>
+        <w:rPr>
+          <w:rFonts w:ascii="Arial" w:hAnsi="Arial" w:eastAsia="Arial" w:cs="Arial"/>
+          <w:b/>
+          <w:bCs/>
+          <w:color w:val="5f5f5f"/>
+          <w:sz w:val="30"/>
+          <w:szCs w:val="30"/>
+          <w:highlight w:val="none"/>
+          <w:u w:val="none"/>
+        </w:rPr>
+      </w:r>
+    </w:p>
+    <w:p>
+      <w:pPr>
+        <w:pBdr>
+          <w:top w:val="none" w:color="000000" w:sz="4" w:space="0"/>
+          <w:left w:val="none" w:color="000000" w:sz="4" w:space="0"/>
+          <w:bottom w:val="none" w:color="000000" w:sz="4" w:space="0"/>
+          <w:right w:val="none" w:color="000000" w:sz="4" w:space="0"/>
+        </w:pBdr>
+        <w:spacing w:after="0" w:before="0" w:line="288" w:lineRule="auto"/>
+        <w:ind w:right="0" w:firstLine="0" w:left="2880"/>
+        <w:rPr>
+          <w:rFonts w:ascii="Arial" w:hAnsi="Arial" w:eastAsia="Arial" w:cs="Arial"/>
+          <w:b/>
+          <w:bCs/>
+          <w:color w:val="5f5f5f"/>
+          <w:sz w:val="30"/>
+          <w:szCs w:val="30"/>
+          <w:highlight w:val="none"/>
+          <w:u w:val="none"/>
+        </w:rPr>
+      </w:pPr>
+      <w:r>
+        <w:rPr>
+          <w:rFonts w:ascii="Arial" w:hAnsi="Arial" w:eastAsia="Arial" w:cs="Arial"/>
+          <w:b/>
+          <w:color w:val="5f5f5f"/>
+          <w:sz w:val="30"/>
+          <w:highlight w:val="none"/>
+          <w:u w:val="none"/>
+        </w:rPr>
+      </w:r>
+      <w:r>
+        <w:rPr>
+          <w:rFonts w:ascii="Arial" w:hAnsi="Arial" w:eastAsia="Arial" w:cs="Arial"/>
+          <w:b/>
+          <w:color w:val="5f5f5f"/>
+          <w:sz w:val="30"/>
+          <w:highlight w:val="none"/>
+          <w:u w:val="none"/>
+        </w:rPr>
+      </w:r>
+      <w:r>
+        <w:rPr>
+          <w:rFonts w:ascii="Arial" w:hAnsi="Arial" w:eastAsia="Arial" w:cs="Arial"/>
+          <w:b/>
+          <w:bCs/>
+          <w:color w:val="5f5f5f"/>
+          <w:sz w:val="30"/>
+          <w:szCs w:val="30"/>
+          <w:highlight w:val="none"/>
+          <w:u w:val="none"/>
+        </w:rPr>
+      </w:r>
+    </w:p>
+    <w:p>
+      <w:pPr>
+        <w:pBdr>
+          <w:top w:val="none" w:color="000000" w:sz="4" w:space="0"/>
+          <w:left w:val="none" w:color="000000" w:sz="4" w:space="0"/>
+          <w:bottom w:val="none" w:color="000000" w:sz="4" w:space="0"/>
+          <w:right w:val="none" w:color="000000" w:sz="4" w:space="0"/>
+        </w:pBdr>
+        <w:spacing w:after="0" w:before="0" w:line="288" w:lineRule="auto"/>
+        <w:ind w:right="0" w:firstLine="0" w:left="2880"/>
+        <w:rPr>
+          <w:rFonts w:ascii="Arial" w:hAnsi="Arial" w:eastAsia="Arial" w:cs="Arial"/>
+          <w:b/>
+          <w:bCs/>
+          <w:color w:val="5f5f5f"/>
+          <w:sz w:val="30"/>
+          <w:szCs w:val="30"/>
+          <w:highlight w:val="none"/>
+          <w:u w:val="none"/>
+        </w:rPr>
+      </w:pPr>
+      <w:r>
+        <w:rPr>
+          <w:rFonts w:ascii="Arial" w:hAnsi="Arial" w:eastAsia="Arial" w:cs="Arial"/>
+          <w:b/>
+          <w:color w:val="5f5f5f"/>
+          <w:sz w:val="30"/>
+          <w:highlight w:val="none"/>
+          <w:u w:val="none"/>
+        </w:rPr>
+      </w:r>
+      <w:r>
+        <w:rPr>
+          <w:rFonts w:ascii="Arial" w:hAnsi="Arial" w:eastAsia="Arial" w:cs="Arial"/>
+          <w:b/>
+          <w:color w:val="5f5f5f"/>
+          <w:sz w:val="30"/>
+          <w:highlight w:val="none"/>
+          <w:u w:val="none"/>
+        </w:rPr>
+      </w:r>
+      <w:r>
+        <w:rPr>
+          <w:rFonts w:ascii="Arial" w:hAnsi="Arial" w:eastAsia="Arial" w:cs="Arial"/>
+          <w:b/>
+          <w:bCs/>
+          <w:color w:val="5f5f5f"/>
+          <w:sz w:val="30"/>
+          <w:szCs w:val="30"/>
+          <w:highlight w:val="none"/>
+          <w:u w:val="none"/>
+        </w:rPr>
+      </w:r>
+    </w:p>
+    <w:p>
+      <w:pPr>
+        <w:pBdr>
+          <w:top w:val="none" w:color="000000" w:sz="4" w:space="0"/>
+          <w:left w:val="none" w:color="000000" w:sz="4" w:space="0"/>
+          <w:bottom w:val="none" w:color="000000" w:sz="4" w:space="0"/>
+          <w:right w:val="none" w:color="000000" w:sz="4" w:space="0"/>
+        </w:pBdr>
+        <w:spacing w:after="0" w:before="0" w:line="288" w:lineRule="auto"/>
+        <w:ind w:right="0" w:firstLine="0" w:left="2880"/>
+        <w:rPr>
+          <w:rFonts w:ascii="Arial" w:hAnsi="Arial" w:eastAsia="Arial" w:cs="Arial"/>
+          <w:b/>
+          <w:bCs/>
+          <w:color w:val="5f5f5f"/>
+          <w:sz w:val="30"/>
+          <w:szCs w:val="30"/>
+          <w:highlight w:val="none"/>
+          <w:u w:val="none"/>
+        </w:rPr>
+      </w:pPr>
+      <w:r>
+        <w:rPr>
+          <w:rFonts w:ascii="Arial" w:hAnsi="Arial" w:eastAsia="Arial" w:cs="Arial"/>
+          <w:b/>
+          <w:color w:val="5f5f5f"/>
+          <w:sz w:val="30"/>
+          <w:highlight w:val="none"/>
+          <w:u w:val="none"/>
+        </w:rPr>
+      </w:r>
+      <w:r>
+        <w:rPr>
+          <w:rFonts w:ascii="Arial" w:hAnsi="Arial" w:eastAsia="Arial" w:cs="Arial"/>
+          <w:b/>
+          <w:color w:val="5f5f5f"/>
+          <w:sz w:val="30"/>
+          <w:highlight w:val="none"/>
+          <w:u w:val="none"/>
+        </w:rPr>
+      </w:r>
+      <w:r>
+        <w:rPr>
+          <w:rFonts w:ascii="Arial" w:hAnsi="Arial" w:eastAsia="Arial" w:cs="Arial"/>
+          <w:b/>
+          <w:bCs/>
+          <w:color w:val="5f5f5f"/>
+          <w:sz w:val="30"/>
+          <w:szCs w:val="30"/>
+          <w:highlight w:val="none"/>
+          <w:u w:val="none"/>
+        </w:rPr>
+      </w:r>
+    </w:p>
+    <w:p>
+      <w:pPr>
+        <w:pBdr>
+          <w:top w:val="none" w:color="000000" w:sz="4" w:space="0"/>
+          <w:left w:val="none" w:color="000000" w:sz="4" w:space="0"/>
+          <w:bottom w:val="none" w:color="000000" w:sz="4" w:space="0"/>
+          <w:right w:val="none" w:color="000000" w:sz="4" w:space="0"/>
+        </w:pBdr>
+        <w:spacing w:after="0" w:before="0" w:line="288" w:lineRule="auto"/>
+        <w:ind w:right="0" w:firstLine="0" w:left="2880"/>
+        <w:rPr>
+          <w:rFonts w:ascii="Arial" w:hAnsi="Arial" w:eastAsia="Arial" w:cs="Arial"/>
+          <w:b/>
+          <w:bCs/>
+          <w:color w:val="5f5f5f"/>
+          <w:sz w:val="30"/>
+          <w:szCs w:val="30"/>
+          <w:highlight w:val="none"/>
+          <w:u w:val="none"/>
+        </w:rPr>
+      </w:pPr>
+      <w:r>
+        <w:rPr>
+          <w:rFonts w:ascii="Arial" w:hAnsi="Arial" w:eastAsia="Arial" w:cs="Arial"/>
+          <w:b/>
+          <w:color w:val="5f5f5f"/>
+          <w:sz w:val="30"/>
+          <w:highlight w:val="none"/>
+          <w:u w:val="none"/>
+        </w:rPr>
+      </w:r>
+      <w:r>
+        <w:rPr>
+          <w:rFonts w:ascii="Arial" w:hAnsi="Arial" w:eastAsia="Arial" w:cs="Arial"/>
+          <w:b/>
+          <w:color w:val="5f5f5f"/>
+          <w:sz w:val="30"/>
+          <w:highlight w:val="none"/>
+          <w:u w:val="none"/>
+        </w:rPr>
+      </w:r>
+      <w:r>
+        <w:rPr>
+          <w:rFonts w:ascii="Arial" w:hAnsi="Arial" w:eastAsia="Arial" w:cs="Arial"/>
+          <w:b/>
+          <w:bCs/>
+          <w:color w:val="5f5f5f"/>
+          <w:sz w:val="30"/>
+          <w:szCs w:val="30"/>
+          <w:highlight w:val="none"/>
+          <w:u w:val="none"/>
+        </w:rPr>
+      </w:r>
+    </w:p>
+    <w:p>
+      <w:pPr>
+        <w:pBdr>
+          <w:top w:val="none" w:color="000000" w:sz="4" w:space="0"/>
+          <w:left w:val="none" w:color="000000" w:sz="4" w:space="0"/>
+          <w:bottom w:val="none" w:color="000000" w:sz="4" w:space="0"/>
+          <w:right w:val="none" w:color="000000" w:sz="4" w:space="0"/>
+        </w:pBdr>
+        <w:spacing w:after="0" w:before="0" w:line="288" w:lineRule="auto"/>
+        <w:ind w:right="0" w:firstLine="0" w:left="2880"/>
+        <w:rPr>
+          <w:rFonts w:ascii="Arial" w:hAnsi="Arial" w:eastAsia="Arial" w:cs="Arial"/>
+          <w:b/>
+          <w:bCs/>
+          <w:color w:val="5f5f5f"/>
+          <w:sz w:val="30"/>
+          <w:szCs w:val="30"/>
+          <w:highlight w:val="none"/>
+          <w:u w:val="none"/>
+        </w:rPr>
+      </w:pPr>
+      <w:r>
+        <w:rPr>
+          <w:rFonts w:ascii="Arial" w:hAnsi="Arial" w:eastAsia="Arial" w:cs="Arial"/>
+          <w:b/>
+          <w:color w:val="5f5f5f"/>
+          <w:sz w:val="30"/>
+          <w:highlight w:val="none"/>
+          <w:u w:val="none"/>
+        </w:rPr>
+      </w:r>
+      <w:r>
+        <w:rPr>
+          <w:rFonts w:ascii="Arial" w:hAnsi="Arial" w:eastAsia="Arial" w:cs="Arial"/>
+          <w:b/>
+          <w:color w:val="5f5f5f"/>
+          <w:sz w:val="30"/>
+          <w:highlight w:val="none"/>
+          <w:u w:val="none"/>
+        </w:rPr>
+      </w:r>
+      <w:r>
+        <w:rPr>
+          <w:rFonts w:ascii="Arial" w:hAnsi="Arial" w:eastAsia="Arial" w:cs="Arial"/>
+          <w:b/>
+          <w:bCs/>
+          <w:color w:val="5f5f5f"/>
+          <w:sz w:val="30"/>
+          <w:szCs w:val="30"/>
+          <w:highlight w:val="none"/>
+          <w:u w:val="none"/>
+        </w:rPr>
+      </w:r>
+    </w:p>
+    <w:p>
+      <w:pPr>
+        <w:pBdr>
+          <w:top w:val="none" w:color="000000" w:sz="4" w:space="0"/>
+          <w:left w:val="none" w:color="000000" w:sz="4" w:space="0"/>
+          <w:bottom w:val="none" w:color="000000" w:sz="4" w:space="0"/>
+          <w:right w:val="none" w:color="000000" w:sz="4" w:space="0"/>
+        </w:pBdr>
+        <w:spacing w:after="0" w:before="0" w:line="288" w:lineRule="auto"/>
+        <w:ind w:right="0" w:firstLine="0" w:left="2880"/>
+        <w:rPr>
+          <w:rFonts w:ascii="Arial" w:hAnsi="Arial" w:eastAsia="Arial" w:cs="Arial"/>
+          <w:b/>
+          <w:bCs/>
+          <w:color w:val="5f5f5f"/>
+          <w:sz w:val="30"/>
+          <w:szCs w:val="30"/>
+          <w:highlight w:val="none"/>
+          <w:u w:val="none"/>
+        </w:rPr>
+      </w:pPr>
+      <w:r>
+        <w:rPr>
+          <w:rFonts w:ascii="Arial" w:hAnsi="Arial" w:eastAsia="Arial" w:cs="Arial"/>
+          <w:b/>
+          <w:color w:val="5f5f5f"/>
+          <w:sz w:val="30"/>
+          <w:highlight w:val="none"/>
+          <w:u w:val="none"/>
+        </w:rPr>
+      </w:r>
+      <w:r>
+        <w:rPr>
+          <w:rFonts w:ascii="Arial" w:hAnsi="Arial" w:eastAsia="Arial" w:cs="Arial"/>
+          <w:b/>
+          <w:color w:val="5f5f5f"/>
+          <w:sz w:val="30"/>
+          <w:highlight w:val="none"/>
+          <w:u w:val="none"/>
+        </w:rPr>
+      </w:r>
+      <w:r>
+        <w:rPr>
+          <w:rFonts w:ascii="Arial" w:hAnsi="Arial" w:eastAsia="Arial" w:cs="Arial"/>
+          <w:b/>
+          <w:bCs/>
+          <w:color w:val="5f5f5f"/>
+          <w:sz w:val="30"/>
+          <w:szCs w:val="30"/>
+          <w:highlight w:val="none"/>
+          <w:u w:val="none"/>
+        </w:rPr>
+      </w:r>
+    </w:p>
+    <w:p>
+      <w:pPr>
+        <w:pBdr>
+          <w:top w:val="none" w:color="000000" w:sz="4" w:space="0"/>
+          <w:left w:val="none" w:color="000000" w:sz="4" w:space="0"/>
+          <w:bottom w:val="none" w:color="000000" w:sz="4" w:space="0"/>
+          <w:right w:val="none" w:color="000000" w:sz="4" w:space="0"/>
+        </w:pBdr>
+        <w:spacing w:after="0" w:before="0" w:line="288" w:lineRule="auto"/>
+        <w:ind w:right="0" w:firstLine="0" w:left="2880"/>
+        <w:rPr>
+          <w:rFonts w:ascii="Arial" w:hAnsi="Arial" w:eastAsia="Arial" w:cs="Arial"/>
+          <w:b/>
+          <w:bCs/>
+          <w:color w:val="5f5f5f"/>
+          <w:sz w:val="30"/>
+          <w:szCs w:val="30"/>
+          <w:highlight w:val="none"/>
+          <w:u w:val="none"/>
+        </w:rPr>
+      </w:pPr>
+      <w:r>
+        <w:rPr>
+          <w:rFonts w:ascii="Arial" w:hAnsi="Arial" w:eastAsia="Arial" w:cs="Arial"/>
+          <w:b/>
+          <w:color w:val="5f5f5f"/>
+          <w:sz w:val="30"/>
+          <w:highlight w:val="none"/>
+          <w:u w:val="none"/>
+        </w:rPr>
+      </w:r>
+      <w:r>
+        <w:rPr>
+          <w:rFonts w:ascii="Arial" w:hAnsi="Arial" w:eastAsia="Arial" w:cs="Arial"/>
+          <w:b/>
+          <w:color w:val="5f5f5f"/>
+          <w:sz w:val="30"/>
+          <w:highlight w:val="none"/>
+          <w:u w:val="none"/>
+        </w:rPr>
+      </w:r>
+      <w:r>
+        <w:rPr>
+          <w:rFonts w:ascii="Arial" w:hAnsi="Arial" w:eastAsia="Arial" w:cs="Arial"/>
+          <w:b/>
+          <w:bCs/>
+          <w:color w:val="5f5f5f"/>
+          <w:sz w:val="30"/>
+          <w:szCs w:val="30"/>
+          <w:highlight w:val="none"/>
+          <w:u w:val="none"/>
+        </w:rPr>
+      </w:r>
+    </w:p>
+    <w:p>
+      <w:pPr>
+        <w:pBdr>
+          <w:top w:val="none" w:color="000000" w:sz="4" w:space="0"/>
+          <w:left w:val="none" w:color="000000" w:sz="4" w:space="0"/>
+          <w:bottom w:val="none" w:color="000000" w:sz="4" w:space="0"/>
+          <w:right w:val="none" w:color="000000" w:sz="4" w:space="0"/>
+        </w:pBdr>
+        <w:spacing w:after="0" w:before="0" w:line="288" w:lineRule="auto"/>
+        <w:ind w:right="0" w:firstLine="0" w:left="2880"/>
+        <w:rPr>
+          <w:rFonts w:ascii="Arial" w:hAnsi="Arial" w:eastAsia="Arial" w:cs="Arial"/>
+          <w:b/>
+          <w:bCs/>
+          <w:color w:val="5f5f5f"/>
+          <w:sz w:val="30"/>
+          <w:szCs w:val="30"/>
+          <w:highlight w:val="none"/>
+          <w:u w:val="none"/>
+        </w:rPr>
+      </w:pPr>
+      <w:r>
+        <w:rPr>
+          <w:rFonts w:ascii="Arial" w:hAnsi="Arial" w:eastAsia="Arial" w:cs="Arial"/>
+          <w:b/>
+          <w:color w:val="5f5f5f"/>
+          <w:sz w:val="30"/>
+          <w:u w:val="none"/>
+        </w:rPr>
+        <w:t xml:space="preserve">Especificación de requisitos de software</w:t>
+      </w:r>
+      <w:r>
+        <w:rPr>
+          <w:rFonts w:ascii="Arial" w:hAnsi="Arial" w:eastAsia="Arial" w:cs="Arial"/>
+          <w:b/>
+          <w:bCs/>
+          <w:color w:val="5f5f5f"/>
+          <w:sz w:val="30"/>
+          <w:szCs w:val="30"/>
+          <w:highlight w:val="none"/>
+          <w:u w:val="none"/>
+        </w:rPr>
+      </w:r>
+    </w:p>
+    <w:p>
+      <w:pPr>
+        <w:pBdr>
+          <w:top w:val="none" w:color="000000" w:sz="4" w:space="0"/>
+          <w:left w:val="none" w:color="000000" w:sz="4" w:space="0"/>
+          <w:bottom w:val="none" w:color="000000" w:sz="4" w:space="0"/>
+          <w:right w:val="none" w:color="000000" w:sz="4" w:space="0"/>
+        </w:pBdr>
+        <w:spacing/>
+        <w:ind w:right="120" w:firstLine="0" w:left="120"/>
+        <w:rPr/>
+      </w:pPr>
+      <w:r>
+        <w:rPr>
+          <w:sz w:val="24"/>
+        </w:rPr>
+      </w:r>
+      <w:r/>
+    </w:p>
+    <w:p>
+      <w:pPr>
+        <w:pBdr>
+          <w:top w:val="none" w:color="000000" w:sz="4" w:space="0"/>
+          <w:left w:val="none" w:color="000000" w:sz="4" w:space="0"/>
+          <w:bottom w:val="none" w:color="000000" w:sz="4" w:space="0"/>
+          <w:right w:val="none" w:color="000000" w:sz="4" w:space="0"/>
+        </w:pBdr>
+        <w:spacing w:after="0" w:before="0" w:line="288" w:lineRule="auto"/>
+        <w:ind w:right="0" w:firstLine="0" w:left="2880"/>
+        <w:rPr/>
+      </w:pPr>
+      <w:r>
+        <w:rPr>
+          <w:rFonts w:ascii="Arial" w:hAnsi="Arial" w:eastAsia="Arial" w:cs="Arial"/>
+          <w:b/>
+          <w:color w:val="5f5f5f"/>
+          <w:sz w:val="22"/>
+          <w:u w:val="none"/>
+        </w:rPr>
+        <w:t xml:space="preserve">Proyecto: </w:t>
+      </w:r>
+      <w:r/>
+    </w:p>
+    <w:p>
+      <w:pPr>
+        <w:pBdr>
+          <w:top w:val="none" w:color="000000" w:sz="4" w:space="0"/>
+          <w:left w:val="none" w:color="000000" w:sz="4" w:space="0"/>
+          <w:bottom w:val="none" w:color="000000" w:sz="4" w:space="0"/>
+          <w:right w:val="none" w:color="000000" w:sz="4" w:space="0"/>
+        </w:pBdr>
+        <w:spacing w:after="0" w:before="0" w:line="288" w:lineRule="auto"/>
+        <w:ind w:right="0" w:hanging="283" w:left="2880"/>
+        <w:rPr>
+          <w:rFonts w:ascii="Arial" w:hAnsi="Arial" w:eastAsia="Arial" w:cs="Arial"/>
+          <w:color w:val="241a61"/>
+          <w:sz w:val="22"/>
+          <w:szCs w:val="22"/>
+          <w:highlight w:val="none"/>
+          <w:u w:val="none"/>
+        </w:rPr>
+      </w:pPr>
+      <w:r>
+        <w:rPr>
+          <w:rFonts w:ascii="Arial" w:hAnsi="Arial" w:eastAsia="Arial" w:cs="Arial"/>
+          <w:color w:val="241a61"/>
+          <w:sz w:val="22"/>
+          <w:u w:val="none"/>
+        </w:rPr>
+        <w:t xml:space="preserve">Sistema de Gestión de la Liga Municipal de Futbol Amateur Morelia A.C. (SGLD) </w:t>
+      </w:r>
+      <w:r>
+        <w:rPr>
+          <w:sz w:val="24"/>
+        </w:rPr>
+      </w:r>
+      <w:r>
+        <w:rPr>
+          <w:rFonts w:ascii="Arial" w:hAnsi="Arial" w:eastAsia="Arial" w:cs="Arial"/>
+          <w:color w:val="241a61"/>
+          <w:sz w:val="22"/>
+          <w:szCs w:val="22"/>
+          <w:highlight w:val="none"/>
+          <w:u w:val="none"/>
+        </w:rPr>
+      </w:r>
+    </w:p>
+    <w:p>
+      <w:pPr>
+        <w:pBdr>
+          <w:top w:val="none" w:color="000000" w:sz="4" w:space="0"/>
+          <w:left w:val="none" w:color="000000" w:sz="4" w:space="0"/>
+          <w:bottom w:val="none" w:color="000000" w:sz="4" w:space="0"/>
+          <w:right w:val="none" w:color="000000" w:sz="4" w:space="0"/>
+        </w:pBdr>
+        <w:spacing w:after="0" w:before="0" w:line="288" w:lineRule="auto"/>
+        <w:ind w:right="0" w:hanging="283" w:left="2880"/>
+        <w:rPr>
+          <w:sz w:val="24"/>
+          <w:szCs w:val="24"/>
+        </w:rPr>
+      </w:pPr>
+      <w:r>
+        <w:rPr>
+          <w:sz w:val="24"/>
+          <w:szCs w:val="24"/>
+        </w:rPr>
+      </w:r>
+      <w:r>
+        <w:rPr>
+          <w:sz w:val="24"/>
+          <w:szCs w:val="24"/>
+        </w:rPr>
+      </w:r>
+      <w:r>
+        <w:rPr>
+          <w:sz w:val="24"/>
+          <w:szCs w:val="24"/>
+        </w:rPr>
+      </w:r>
+    </w:p>
+    <w:p>
+      <w:pPr>
+        <w:pBdr>
+          <w:top w:val="none" w:color="000000" w:sz="4" w:space="0"/>
+          <w:left w:val="none" w:color="000000" w:sz="4" w:space="0"/>
+          <w:bottom w:val="none" w:color="000000" w:sz="4" w:space="0"/>
+          <w:right w:val="none" w:color="000000" w:sz="4" w:space="0"/>
+        </w:pBdr>
+        <w:spacing w:after="0" w:before="0" w:line="288" w:lineRule="auto"/>
+        <w:ind w:right="0" w:hanging="283" w:left="2880"/>
+        <w:rPr>
+          <w:sz w:val="24"/>
+          <w:szCs w:val="24"/>
+        </w:rPr>
+      </w:pPr>
+      <w:r>
+        <w:rPr>
+          <w:sz w:val="24"/>
+          <w:szCs w:val="24"/>
+        </w:rPr>
+      </w:r>
+      <w:r>
+        <w:rPr>
+          <w:sz w:val="24"/>
+          <w:szCs w:val="24"/>
+        </w:rPr>
+      </w:r>
+      <w:r>
+        <w:rPr>
+          <w:sz w:val="24"/>
+          <w:szCs w:val="24"/>
+        </w:rPr>
+      </w:r>
+    </w:p>
+    <w:p>
+      <w:pPr>
+        <w:pBdr>
+          <w:top w:val="none" w:color="000000" w:sz="4" w:space="0"/>
+          <w:left w:val="none" w:color="000000" w:sz="4" w:space="0"/>
+          <w:bottom w:val="none" w:color="000000" w:sz="4" w:space="0"/>
+          <w:right w:val="none" w:color="000000" w:sz="4" w:space="0"/>
+        </w:pBdr>
+        <w:spacing w:after="0" w:before="0" w:line="288" w:lineRule="auto"/>
+        <w:ind w:right="0" w:hanging="283" w:left="2880"/>
+        <w:rPr>
+          <w:sz w:val="24"/>
+          <w:szCs w:val="24"/>
+        </w:rPr>
+      </w:pPr>
+      <w:r>
+        <w:rPr>
+          <w:sz w:val="24"/>
+          <w:szCs w:val="24"/>
+        </w:rPr>
+      </w:r>
+      <w:r>
+        <w:rPr>
+          <w:sz w:val="24"/>
+          <w:szCs w:val="24"/>
+        </w:rPr>
+      </w:r>
+      <w:r>
+        <w:rPr>
+          <w:sz w:val="24"/>
+          <w:szCs w:val="24"/>
+        </w:rPr>
+      </w:r>
+    </w:p>
+    <w:p>
+      <w:pPr>
+        <w:pBdr>
+          <w:top w:val="none" w:color="000000" w:sz="4" w:space="0"/>
+          <w:left w:val="none" w:color="000000" w:sz="4" w:space="0"/>
+          <w:bottom w:val="none" w:color="000000" w:sz="4" w:space="0"/>
+          <w:right w:val="none" w:color="000000" w:sz="4" w:space="0"/>
+        </w:pBdr>
+        <w:spacing w:after="0" w:before="0" w:line="288" w:lineRule="auto"/>
+        <w:ind w:right="0" w:hanging="283" w:left="2880"/>
+        <w:rPr>
+          <w:sz w:val="24"/>
+          <w:szCs w:val="24"/>
+        </w:rPr>
+      </w:pPr>
+      <w:r>
+        <w:rPr>
+          <w:sz w:val="24"/>
+          <w:szCs w:val="24"/>
+        </w:rPr>
+      </w:r>
+      <w:r>
+        <w:rPr>
+          <w:sz w:val="24"/>
+          <w:szCs w:val="24"/>
+        </w:rPr>
+      </w:r>
+      <w:r>
+        <w:rPr>
+          <w:sz w:val="24"/>
+          <w:szCs w:val="24"/>
+        </w:rPr>
+      </w:r>
+    </w:p>
+    <w:p>
+      <w:pPr>
+        <w:pBdr>
+          <w:top w:val="none" w:color="000000" w:sz="4" w:space="0"/>
+          <w:left w:val="none" w:color="000000" w:sz="4" w:space="0"/>
+          <w:bottom w:val="none" w:color="000000" w:sz="4" w:space="0"/>
+          <w:right w:val="none" w:color="000000" w:sz="4" w:space="0"/>
+        </w:pBdr>
+        <w:spacing w:after="0" w:before="0" w:line="288" w:lineRule="auto"/>
+        <w:ind w:right="0" w:hanging="283" w:left="2880"/>
+        <w:rPr>
+          <w:sz w:val="24"/>
+          <w:szCs w:val="24"/>
+        </w:rPr>
+      </w:pPr>
+      <w:r>
+        <w:rPr>
+          <w:sz w:val="24"/>
+          <w:szCs w:val="24"/>
+        </w:rPr>
+      </w:r>
+      <w:r>
+        <w:rPr>
+          <w:sz w:val="24"/>
+          <w:szCs w:val="24"/>
+        </w:rPr>
+      </w:r>
+      <w:r>
+        <w:rPr>
+          <w:sz w:val="24"/>
+          <w:szCs w:val="24"/>
+        </w:rPr>
+      </w:r>
+    </w:p>
+    <w:p>
+      <w:pPr>
+        <w:pBdr>
+          <w:top w:val="none" w:color="000000" w:sz="4" w:space="0"/>
+          <w:left w:val="none" w:color="000000" w:sz="4" w:space="0"/>
+          <w:bottom w:val="none" w:color="000000" w:sz="4" w:space="0"/>
+          <w:right w:val="none" w:color="000000" w:sz="4" w:space="0"/>
+        </w:pBdr>
+        <w:spacing w:after="0" w:before="0" w:line="288" w:lineRule="auto"/>
+        <w:ind w:right="0" w:hanging="283" w:left="2880"/>
+        <w:rPr>
+          <w:sz w:val="24"/>
+          <w:szCs w:val="24"/>
+        </w:rPr>
+      </w:pPr>
+      <w:r>
+        <w:rPr>
+          <w:sz w:val="24"/>
+          <w:szCs w:val="24"/>
+        </w:rPr>
+      </w:r>
+      <w:r>
+        <w:rPr>
+          <w:sz w:val="24"/>
+          <w:szCs w:val="24"/>
+        </w:rPr>
+      </w:r>
+      <w:r>
+        <w:rPr>
+          <w:sz w:val="24"/>
+          <w:szCs w:val="24"/>
+        </w:rPr>
+      </w:r>
+    </w:p>
+    <w:p>
+      <w:pPr>
+        <w:pBdr>
+          <w:top w:val="none" w:color="000000" w:sz="4" w:space="0"/>
+          <w:left w:val="none" w:color="000000" w:sz="4" w:space="0"/>
+          <w:bottom w:val="none" w:color="000000" w:sz="4" w:space="0"/>
+          <w:right w:val="none" w:color="000000" w:sz="4" w:space="0"/>
+        </w:pBdr>
+        <w:spacing w:after="0" w:before="0" w:line="288" w:lineRule="auto"/>
+        <w:ind w:right="0" w:hanging="283" w:left="2880"/>
+        <w:rPr>
+          <w:sz w:val="24"/>
+          <w:szCs w:val="24"/>
+        </w:rPr>
+      </w:pPr>
+      <w:r>
+        <w:rPr>
+          <w:sz w:val="24"/>
+          <w:szCs w:val="24"/>
+        </w:rPr>
+      </w:r>
+      <w:r>
+        <w:rPr>
+          <w:sz w:val="24"/>
+          <w:szCs w:val="24"/>
+        </w:rPr>
+      </w:r>
+      <w:r>
+        <w:rPr>
+          <w:sz w:val="24"/>
+          <w:szCs w:val="24"/>
+        </w:rPr>
+      </w:r>
+    </w:p>
+    <w:p>
+      <w:pPr>
+        <w:pBdr>
+          <w:top w:val="none" w:color="000000" w:sz="4" w:space="0"/>
+          <w:left w:val="none" w:color="000000" w:sz="4" w:space="0"/>
+          <w:bottom w:val="none" w:color="000000" w:sz="4" w:space="0"/>
+          <w:right w:val="none" w:color="000000" w:sz="4" w:space="0"/>
+        </w:pBdr>
+        <w:spacing w:after="0" w:before="0" w:line="288" w:lineRule="auto"/>
+        <w:ind w:right="0" w:hanging="283" w:left="2880"/>
+        <w:rPr>
+          <w:sz w:val="24"/>
+          <w:szCs w:val="24"/>
+        </w:rPr>
+      </w:pPr>
+      <w:r>
+        <w:rPr>
+          <w:sz w:val="24"/>
+          <w:szCs w:val="24"/>
+        </w:rPr>
+      </w:r>
+      <w:r>
+        <w:rPr>
+          <w:sz w:val="24"/>
+          <w:szCs w:val="24"/>
+        </w:rPr>
+      </w:r>
+      <w:r>
+        <w:rPr>
+          <w:sz w:val="24"/>
+          <w:szCs w:val="24"/>
+        </w:rPr>
+      </w:r>
+    </w:p>
+    <w:p>
+      <w:pPr>
+        <w:pBdr>
+          <w:top w:val="none" w:color="000000" w:sz="4" w:space="0"/>
+          <w:left w:val="none" w:color="000000" w:sz="4" w:space="0"/>
+          <w:bottom w:val="none" w:color="000000" w:sz="4" w:space="0"/>
+          <w:right w:val="none" w:color="000000" w:sz="4" w:space="0"/>
+        </w:pBdr>
+        <w:spacing w:after="0" w:before="0" w:line="288" w:lineRule="auto"/>
+        <w:ind w:right="0" w:hanging="283" w:left="2880"/>
+        <w:rPr>
+          <w:sz w:val="24"/>
+          <w:szCs w:val="24"/>
+        </w:rPr>
+      </w:pPr>
+      <w:r>
+        <w:rPr>
+          <w:sz w:val="24"/>
+          <w:szCs w:val="24"/>
+        </w:rPr>
+      </w:r>
+      <w:r>
+        <w:rPr>
+          <w:sz w:val="24"/>
+          <w:szCs w:val="24"/>
+        </w:rPr>
+      </w:r>
+      <w:r>
+        <w:rPr>
+          <w:sz w:val="24"/>
+          <w:szCs w:val="24"/>
+        </w:rPr>
+      </w:r>
+    </w:p>
+    <w:p>
+      <w:pPr>
+        <w:pBdr>
+          <w:top w:val="none" w:color="000000" w:sz="4" w:space="0"/>
+          <w:left w:val="none" w:color="000000" w:sz="4" w:space="0"/>
+          <w:bottom w:val="none" w:color="000000" w:sz="4" w:space="0"/>
+          <w:right w:val="none" w:color="000000" w:sz="4" w:space="0"/>
+        </w:pBdr>
+        <w:spacing w:after="0" w:before="0" w:line="288" w:lineRule="auto"/>
+        <w:ind w:right="0" w:hanging="283" w:left="2880"/>
+        <w:rPr>
+          <w:sz w:val="24"/>
+          <w:szCs w:val="24"/>
+        </w:rPr>
+      </w:pPr>
+      <w:r>
+        <w:rPr>
+          <w:sz w:val="24"/>
+          <w:szCs w:val="24"/>
+        </w:rPr>
+      </w:r>
+      <w:r>
+        <w:rPr>
+          <w:sz w:val="24"/>
+          <w:szCs w:val="24"/>
+        </w:rPr>
+      </w:r>
+      <w:r>
+        <w:rPr>
+          <w:sz w:val="24"/>
+          <w:szCs w:val="24"/>
+        </w:rPr>
+      </w:r>
+    </w:p>
+    <w:p>
+      <w:pPr>
+        <w:pBdr>
+          <w:top w:val="none" w:color="000000" w:sz="4" w:space="0"/>
+          <w:left w:val="none" w:color="000000" w:sz="4" w:space="0"/>
+          <w:bottom w:val="none" w:color="000000" w:sz="4" w:space="0"/>
+          <w:right w:val="none" w:color="000000" w:sz="4" w:space="0"/>
+        </w:pBdr>
+        <w:spacing w:after="0" w:before="0" w:line="288" w:lineRule="auto"/>
+        <w:ind w:right="0" w:hanging="283" w:left="2880"/>
+        <w:rPr>
+          <w:sz w:val="24"/>
+          <w:szCs w:val="24"/>
+        </w:rPr>
+      </w:pPr>
+      <w:r>
+        <w:rPr>
+          <w:sz w:val="24"/>
+          <w:szCs w:val="24"/>
+        </w:rPr>
+      </w:r>
+      <w:r>
+        <w:rPr>
+          <w:sz w:val="24"/>
+          <w:szCs w:val="24"/>
+        </w:rPr>
+      </w:r>
+      <w:r>
+        <w:rPr>
+          <w:sz w:val="24"/>
+          <w:szCs w:val="24"/>
+        </w:rPr>
+      </w:r>
+    </w:p>
+    <w:p>
+      <w:pPr>
+        <w:pBdr>
+          <w:top w:val="none" w:color="000000" w:sz="4" w:space="0"/>
+          <w:left w:val="none" w:color="000000" w:sz="4" w:space="0"/>
+          <w:bottom w:val="none" w:color="000000" w:sz="4" w:space="0"/>
+          <w:right w:val="none" w:color="000000" w:sz="4" w:space="0"/>
+        </w:pBdr>
+        <w:spacing w:after="0" w:before="0" w:line="288" w:lineRule="auto"/>
+        <w:ind w:right="0" w:hanging="283" w:left="2880"/>
+        <w:rPr>
+          <w:sz w:val="24"/>
+          <w:szCs w:val="24"/>
+        </w:rPr>
+      </w:pPr>
+      <w:r>
+        <w:rPr>
+          <w:sz w:val="24"/>
+          <w:szCs w:val="24"/>
+        </w:rPr>
+      </w:r>
+      <w:r>
+        <w:rPr>
+          <w:sz w:val="24"/>
+          <w:szCs w:val="24"/>
+        </w:rPr>
+      </w:r>
+      <w:r>
+        <w:rPr>
+          <w:sz w:val="24"/>
+          <w:szCs w:val="24"/>
+        </w:rPr>
+      </w:r>
+    </w:p>
+    <w:p>
+      <w:pPr>
+        <w:pBdr>
+          <w:top w:val="none" w:color="000000" w:sz="4" w:space="0"/>
+          <w:left w:val="none" w:color="000000" w:sz="4" w:space="0"/>
+          <w:bottom w:val="none" w:color="000000" w:sz="4" w:space="0"/>
+          <w:right w:val="none" w:color="000000" w:sz="4" w:space="0"/>
+        </w:pBdr>
+        <w:spacing w:after="0" w:before="0" w:line="288" w:lineRule="auto"/>
+        <w:ind w:right="0" w:hanging="283" w:left="2880"/>
+        <w:rPr>
+          <w:sz w:val="24"/>
+          <w:szCs w:val="24"/>
+        </w:rPr>
+      </w:pPr>
+      <w:r>
+        <w:rPr>
+          <w:sz w:val="24"/>
+          <w:szCs w:val="24"/>
+        </w:rPr>
+      </w:r>
+      <w:r>
+        <w:rPr>
+          <w:sz w:val="24"/>
+          <w:szCs w:val="24"/>
+        </w:rPr>
+      </w:r>
+      <w:r>
+        <w:rPr>
+          <w:sz w:val="24"/>
+          <w:szCs w:val="24"/>
+        </w:rPr>
+      </w:r>
+    </w:p>
+    <w:p>
+      <w:pPr>
+        <w:pBdr>
+          <w:top w:val="none" w:color="000000" w:sz="4" w:space="0"/>
+          <w:left w:val="none" w:color="000000" w:sz="4" w:space="0"/>
+          <w:bottom w:val="none" w:color="000000" w:sz="4" w:space="0"/>
+          <w:right w:val="none" w:color="000000" w:sz="4" w:space="0"/>
+        </w:pBdr>
+        <w:spacing w:after="0" w:before="0" w:line="288" w:lineRule="auto"/>
+        <w:ind w:right="0" w:hanging="283" w:left="2880"/>
+        <w:rPr>
+          <w:sz w:val="24"/>
+          <w:szCs w:val="24"/>
+        </w:rPr>
+      </w:pPr>
+      <w:r>
+        <w:rPr>
+          <w:rFonts w:ascii="Arial" w:hAnsi="Arial" w:eastAsia="Arial" w:cs="Arial"/>
+          <w:color w:val="241a61"/>
+          <w:sz w:val="22"/>
+          <w:highlight w:val="none"/>
+          <w:u w:val="none"/>
+        </w:rPr>
+      </w:r>
+      <w:r>
+        <w:rPr>
+          <w:rFonts w:ascii="Arial" w:hAnsi="Arial" w:eastAsia="Arial" w:cs="Arial"/>
+          <w:color w:val="241a61"/>
+          <w:sz w:val="22"/>
+          <w:highlight w:val="none"/>
+          <w:u w:val="none"/>
+        </w:rPr>
+      </w:r>
+      <w:r>
+        <w:rPr>
+          <w:sz w:val="24"/>
+          <w:szCs w:val="24"/>
+        </w:rPr>
+      </w:r>
+    </w:p>
+    <w:p>
+      <w:pPr>
+        <w:pBdr>
+          <w:top w:val="none" w:color="000000" w:sz="4" w:space="0"/>
+          <w:left w:val="none" w:color="000000" w:sz="4" w:space="0"/>
+          <w:bottom w:val="none" w:color="000000" w:sz="4" w:space="0"/>
+          <w:right w:val="none" w:color="000000" w:sz="4" w:space="0"/>
+        </w:pBdr>
+        <w:spacing/>
+        <w:ind w:right="120" w:firstLine="0" w:left="120"/>
+        <w:rPr/>
+      </w:pPr>
+      <w:r>
+        <w:rPr>
+          <w:sz w:val="24"/>
+        </w:rPr>
+      </w:r>
+      <w:r/>
+    </w:p>
+    <w:tbl>
+      <w:tblPr>
+        <w:tblStyle w:val="739"/>
+        <w:tblInd w:w="0" w:type="dxa"/>
+        <w:tblW w:w="0" w:type="auto"/>
+        <w:tblBorders>
+          <w:top w:val="none" w:color="000000" w:sz="4" w:space="0"/>
+          <w:left w:val="none" w:color="000000" w:sz="4" w:space="0"/>
+          <w:bottom w:val="none" w:color="000000" w:sz="4" w:space="0"/>
+          <w:right w:val="none" w:color="000000" w:sz="4" w:space="0"/>
+          <w:insideH w:val="none" w:color="000000" w:sz="4" w:space="0"/>
+          <w:insideV w:val="none" w:color="000000" w:sz="4" w:space="0"/>
+        </w:tblBorders>
+        <w:tblLayout w:type="autofit"/>
+        <w:tblLook w:val="04A0" w:firstRow="1" w:lastRow="0" w:firstColumn="1" w:lastColumn="0" w:noHBand="0" w:noVBand="1"/>
+      </w:tblPr>
+      <w:tblGrid>
+        <w:gridCol w:w="1990"/>
+        <w:gridCol w:w="685"/>
+        <w:gridCol w:w="2860"/>
+      </w:tblGrid>
+      <w:tr>
+        <w:trPr>
+          <w:trHeight w:val="0"/>
+        </w:trPr>
+        <w:tc>
+          <w:tcPr>
+            <w:tcBorders>
+              <w:top w:val="single" w:color="292929" w:sz="4" w:space="0"/>
+            </w:tcBorders>
+            <w:tcMar>
+              <w:left w:w="70" w:type="dxa"/>
+              <w:top w:w="0" w:type="dxa"/>
+              <w:right w:w="70" w:type="dxa"/>
+              <w:bottom w:w="0" w:type="dxa"/>
+            </w:tcMar>
+            <w:tcW w:w="1990" w:type="dxa"/>
+            <w:vAlign w:val="center"/>
+          </w:tcPr>
+          <w:p>
+            <w:pPr>
+              <w:pBdr>
+                <w:top w:val="none" w:color="000000" w:sz="4" w:space="0"/>
+                <w:left w:val="none" w:color="000000" w:sz="4" w:space="0"/>
+                <w:bottom w:val="none" w:color="000000" w:sz="4" w:space="0"/>
+                <w:right w:val="none" w:color="000000" w:sz="4" w:space="0"/>
+              </w:pBdr>
+              <w:spacing w:after="0" w:before="0" w:line="288" w:lineRule="auto"/>
+              <w:ind w:right="0" w:firstLine="0" w:left="0"/>
+              <w:jc w:val="center"/>
+              <w:rPr/>
+            </w:pPr>
+            <w:r/>
+            <w:r/>
+          </w:p>
+        </w:tc>
+        <w:tc>
+          <w:tcPr>
+            <w:tcBorders>
+              <w:top w:val="single" w:color="292929" w:sz="4" w:space="0"/>
+            </w:tcBorders>
+            <w:tcMar>
+              <w:left w:w="70" w:type="dxa"/>
+              <w:top w:w="0" w:type="dxa"/>
+              <w:right w:w="70" w:type="dxa"/>
+              <w:bottom w:w="0" w:type="dxa"/>
+            </w:tcMar>
+            <w:tcW w:w="685" w:type="dxa"/>
+            <w:vAlign w:val="center"/>
+          </w:tcPr>
+          <w:p>
+            <w:pPr>
+              <w:pBdr/>
+              <w:spacing w:after="0" w:before="0" w:line="240" w:lineRule="auto"/>
+              <w:ind/>
+              <w:rPr/>
+            </w:pPr>
+            <w:r/>
+            <w:r/>
+          </w:p>
+        </w:tc>
+        <w:tc>
+          <w:tcPr>
+            <w:tcBorders>
+              <w:top w:val="single" w:color="292929" w:sz="4" w:space="0"/>
+            </w:tcBorders>
+            <w:tcMar>
+              <w:left w:w="70" w:type="dxa"/>
+              <w:top w:w="0" w:type="dxa"/>
+              <w:right w:w="70" w:type="dxa"/>
+              <w:bottom w:w="0" w:type="dxa"/>
+            </w:tcMar>
+            <w:tcW w:w="2860" w:type="dxa"/>
+            <w:vAlign w:val="top"/>
+          </w:tcPr>
+          <w:p>
+            <w:pPr>
+              <w:pBdr/>
+              <w:spacing w:after="0" w:before="0" w:line="240" w:lineRule="auto"/>
+              <w:ind/>
+              <w:rPr/>
+            </w:pPr>
+            <w:r/>
+            <w:r/>
+          </w:p>
+        </w:tc>
+      </w:tr>
+    </w:tbl>
+    <w:p>
+      <w:pPr>
         <w:pStyle w:val="919"/>
         <w:pBdr/>
         <w:spacing/>
         <w:ind/>
         <w:rPr/>
+      </w:pPr>
+      <w:r>
+        <w:rPr>
+          <w:sz w:val="24"/>
+        </w:rPr>
+      </w:r>
+      <w:r>
+        <w:rPr>
+          <w:highlight w:val="none"/>
+        </w:rPr>
+      </w:r>
+      <w:r/>
+    </w:p>
+    <w:p>
+      <w:pPr>
+        <w:pStyle w:val="919"/>
+        <w:pBdr/>
+        <w:spacing/>
+        <w:ind/>
+        <w:rPr>
+          <w:highlight w:val="none"/>
+        </w:rPr>
+      </w:pPr>
+      <w:r>
+        <w:rPr>
+          <w:highlight w:val="none"/>
+        </w:rPr>
+      </w:r>
+      <w:r>
+        <w:rPr>
+          <w:highlight w:val="none"/>
+        </w:rPr>
+      </w:r>
+      <w:r>
+        <w:rPr>
+          <w:highlight w:val="none"/>
+        </w:rPr>
+      </w:r>
+    </w:p>
+    <w:p>
+      <w:pPr>
+        <w:pStyle w:val="919"/>
+        <w:pBdr/>
+        <w:spacing/>
+        <w:ind/>
+        <w:rPr>
+          <w:highlight w:val="none"/>
+        </w:rPr>
       </w:pPr>
       <w:r>
         <w:t xml:space="preserve">Contenido</w:t>
       </w:r>
-      <w:r/>
+      <w:r>
+        <w:rPr>
+          <w:highlight w:val="none"/>
+        </w:rPr>
+      </w:r>
     </w:p>
     <w:p>
       <w:pPr>
@@ -1267,6 +2664,26 @@
         <w:ind/>
         <w:rPr/>
       </w:pPr>
+      <w:r/>
+      <w:r/>
+    </w:p>
+    <w:p>
+      <w:pPr>
+        <w:pBdr/>
+        <w:spacing/>
+        <w:ind/>
+        <w:rPr/>
+      </w:pPr>
+      <w:r/>
+      <w:r/>
+    </w:p>
+    <w:p>
+      <w:pPr>
+        <w:pBdr/>
+        <w:spacing/>
+        <w:ind/>
+        <w:rPr/>
+      </w:pPr>
       <w:r>
         <w:rPr>
           <w:b/>
@@ -1753,32 +3170,175 @@
     <w:p>
       <w:pPr>
         <w:pBdr/>
-        <w:spacing/>
+        <w:spacing w:after="60" w:before="0"/>
         <w:ind/>
         <w:rPr/>
       </w:pPr>
+      <w:r/>
+      <w:r/>
+    </w:p>
+    <w:p>
+      <w:pPr>
+        <w:pBdr/>
+        <w:spacing/>
+        <w:ind/>
+        <w:rPr/>
+      </w:pPr>
       <w:r>
-        <w:t xml:space="preserve">El ERS especifica el Sistema c</w:t>
+        <w:rPr>
+          <w:b/>
+          <w:bCs/>
+          <w:color w:val="241a61"/>
+        </w:rPr>
+        <w:t xml:space="preserve">Fuera del alcance. </w:t>
       </w:r>
       <w:r>
-        <w:t xml:space="preserve">ompleto y prioriza lo que cabe en la primera versión, de 10 semanas. La Tabla 2 agrupa las funciones en áreas funcionales (AF), que se detallarán como requisitos en versiones posteriores. La prioridad usa MoSCoW (Must, Should, Could) y es una </w:t>
+        <w:t xml:space="preserve">No forman parte de esta versión:</w:t>
+      </w:r>
+      <w:r/>
+    </w:p>
+    <w:p>
+      <w:pPr>
+        <w:pStyle w:val="920"/>
+        <w:numPr>
+          <w:ilvl w:val="0"/>
+          <w:numId w:val="1"/>
+        </w:numPr>
+        <w:pBdr/>
+        <w:spacing/>
+        <w:ind/>
+        <w:rPr/>
+      </w:pPr>
+      <w:r>
+        <w:t xml:space="preserve">Aplicación móvil instalable: el Sistema es solo web.</w:t>
+      </w:r>
+      <w:r/>
+    </w:p>
+    <w:p>
+      <w:pPr>
+        <w:pStyle w:val="920"/>
+        <w:numPr>
+          <w:ilvl w:val="0"/>
+          <w:numId w:val="1"/>
+        </w:numPr>
+        <w:pBdr/>
+        <w:spacing/>
+        <w:ind/>
+        <w:rPr/>
+      </w:pPr>
+      <w:r>
+        <w:t xml:space="preserve">Operación sin conexión: el Sistema requiere Internet.</w:t>
+      </w:r>
+      <w:r/>
+    </w:p>
+    <w:p>
+      <w:pPr>
+        <w:pStyle w:val="920"/>
+        <w:numPr>
+          <w:ilvl w:val="0"/>
+          <w:numId w:val="1"/>
+        </w:numPr>
+        <w:pBdr/>
+        <w:spacing/>
+        <w:ind/>
+        <w:rPr/>
+      </w:pPr>
+      <w:r>
+        <w:t xml:space="preserve">Migración de datos de temporadas anteriores: no prevista.</w:t>
+      </w:r>
+      <w:r/>
+    </w:p>
+    <w:p>
+      <w:pPr>
+        <w:pStyle w:val="920"/>
+        <w:numPr>
+          <w:ilvl w:val="0"/>
+          <w:numId w:val="1"/>
+        </w:numPr>
+        <w:pBdr/>
+        <w:spacing/>
+        <w:ind/>
+        <w:rPr/>
+      </w:pPr>
+      <w:r>
+        <w:t xml:space="preserve">Integraciones distintas de correo (WhatsApp, SMS, mapas, API pública, autenticación externa, CSV/Excel): no incluidas.</w:t>
+      </w:r>
+      <w:r/>
+    </w:p>
+    <w:p>
+      <w:pPr>
+        <w:pStyle w:val="920"/>
+        <w:numPr>
+          <w:ilvl w:val="0"/>
+          <w:numId w:val="1"/>
+        </w:numPr>
+        <w:pBdr/>
+        <w:spacing/>
+        <w:ind/>
+        <w:rPr/>
+      </w:pPr>
+      <w:r>
+        <w:t xml:space="preserve">Intercambio electrónico con entidades externas (IMCUFIDE, colegios de árbitros, UMSNH, sindicato del Ayuntamiento, portales de noticias): sigue por los medios actuales; el Sistema solo genera exportables (AF-12). </w:t>
       </w:r>
       <w:r>
         <w:rPr>
           <w:b/>
           <w:bCs/>
         </w:rPr>
-        <w:t xml:space="preserve">propuesta</w:t>
-      </w:r>
-      <w:r>
-        <w:t xml:space="preserve"> basada en el plan sugerido del documento base.</w:t>
+        <w:t xml:space="preserve">Propuesta.</w:t>
       </w:r>
       <w:r/>
     </w:p>
     <w:p>
       <w:pPr>
-        <w:pStyle w:val="923"/>
-        <w:keepNext w:val="true"/>
+        <w:pStyle w:val="920"/>
+        <w:numPr>
+          <w:ilvl w:val="0"/>
+          <w:numId w:val="1"/>
+        </w:numPr>
+        <w:pBdr/>
+        <w:spacing/>
+        <w:ind/>
+        <w:rPr/>
+      </w:pPr>
+      <w:r>
+        <w:t xml:space="preserve">Trámites legales y notariales de la asociación civil. </w:t>
+      </w:r>
+      <w:r>
+        <w:rPr>
+          <w:b/>
+          <w:bCs/>
+        </w:rPr>
+        <w:t xml:space="preserve">Propuesta.</w:t>
+      </w:r>
+      <w:r/>
+    </w:p>
+    <w:p>
+      <w:pPr>
+        <w:pStyle w:val="920"/>
+        <w:numPr>
+          <w:ilvl w:val="0"/>
+          <w:numId w:val="1"/>
+        </w:numPr>
+        <w:pBdr/>
+        <w:spacing/>
+        <w:ind/>
+        <w:rPr/>
+      </w:pPr>
+      <w:r>
+        <w:t xml:space="preserve">Cobro en línea: los pagos se siguen haciendo en las oficinas de la Liga y el Sistema solo los registra. </w:t>
+      </w:r>
+      <w:r>
+        <w:rPr>
+          <w:b/>
+          <w:bCs/>
+        </w:rPr>
+        <w:t xml:space="preserve">Propuesta.</w:t>
+      </w:r>
+      <w:r/>
+    </w:p>
+    <w:p>
+      <w:pPr>
         <w:pBdr/>
         <w:spacing/>
         <w:ind/>
@@ -1789,18 +3349,107 @@
           <w:b/>
           <w:bCs/>
           <w:color w:val="241a61"/>
-          <w:sz w:val="18"/>
-          <w:szCs w:val="18"/>
         </w:rPr>
-        <w:t xml:space="preserve">Tabla 2. </w:t>
+        <w:t xml:space="preserve">Restricciones y condiciones. </w:t>
+      </w:r>
+      <w:r/>
+    </w:p>
+    <w:p>
+      <w:pPr>
+        <w:pStyle w:val="920"/>
+        <w:numPr>
+          <w:ilvl w:val="0"/>
+          <w:numId w:val="1"/>
+        </w:numPr>
+        <w:pBdr/>
+        <w:spacing/>
+        <w:ind/>
+        <w:rPr/>
+      </w:pPr>
+      <w:r>
+        <w:t xml:space="preserve">Durante el desarrollo, el Sistema se alojará sin costo en equipos del propio equipo de desarrollo; el hospedaje de producción se definirá cuando se planee su puesta en marcha.</w:t>
+      </w:r>
+      <w:r/>
+    </w:p>
+    <w:p>
+      <w:pPr>
+        <w:pStyle w:val="920"/>
+        <w:numPr>
+          <w:ilvl w:val="0"/>
+          <w:numId w:val="1"/>
+        </w:numPr>
+        <w:pBdr/>
+        <w:spacing/>
+        <w:ind/>
+        <w:rPr/>
+      </w:pPr>
+      <w:r>
+        <w:t xml:space="preserve">La Liga trata datos personales, incluidos los de menores de edad, por lo que aplica la LFPDPPP.</w:t>
+      </w:r>
+      <w:r/>
+    </w:p>
+    <w:p>
+      <w:pPr>
+        <w:pStyle w:val="920"/>
+        <w:numPr>
+          <w:ilvl w:val="0"/>
+          <w:numId w:val="1"/>
+        </w:numPr>
+        <w:pBdr/>
+        <w:spacing/>
+        <w:ind/>
+        <w:rPr/>
+      </w:pPr>
+      <w:r>
+        <w:t xml:space="preserve">Las reglas cambian cada temporada (categorías, cuotas, ascensos y descensos) y deben poder actualizarse sin modificar el software. </w:t>
       </w:r>
       <w:r>
         <w:rPr>
-          <w:sz w:val="18"/>
-          <w:szCs w:val="18"/>
+          <w:b/>
+          <w:bCs/>
         </w:rPr>
-        <w:t xml:space="preserve">Áreas funcionales y prioridad propuesta para la primera versión.</w:t>
+        <w:t xml:space="preserve">Propuesta</w:t>
       </w:r>
+      <w:r>
+        <w:t xml:space="preserve">.</w:t>
+      </w:r>
+      <w:r/>
+    </w:p>
+    <w:p>
+      <w:pPr>
+        <w:pStyle w:val="920"/>
+        <w:numPr>
+          <w:ilvl w:val="0"/>
+          <w:numId w:val="1"/>
+        </w:numPr>
+        <w:pBdr/>
+        <w:spacing/>
+        <w:ind/>
+        <w:rPr/>
+      </w:pPr>
+      <w:r>
+        <w:t xml:space="preserve">El r</w:t>
+      </w:r>
+      <w:r>
+        <w:t xml:space="preserve">eglamento interno de la Liga no está disponible. Como referencia se usan las Reglas de Juego de la IFAB y el Reglamento de Sanciones del Sector Amateur de la FMF; las convocatorias de la Liga prevalecen sobre ellos.</w:t>
+      </w:r>
+      <w:r/>
+    </w:p>
+    <w:p>
+      <w:pPr>
+        <w:pStyle w:val="916"/>
+        <w:pBdr/>
+        <w:spacing/>
+        <w:ind/>
+        <w:rPr/>
+      </w:pPr>
+      <w:r/>
+      <w:bookmarkStart w:id="4" w:name="_Toc100004"/>
+      <w:r>
+        <w:t xml:space="preserve">1.3 Personal involucrado</w:t>
+      </w:r>
+      <w:bookmarkEnd w:id="4"/>
+      <w:r/>
       <w:r/>
     </w:p>
     <w:tbl>
@@ -1824,1558 +3473,6 @@
         <w:tblLook w:val="04A0" w:firstRow="1" w:lastRow="0" w:firstColumn="1" w:lastColumn="0" w:noHBand="0" w:noVBand="1"/>
       </w:tblPr>
       <w:tblGrid>
-        <w:gridCol w:w="800"/>
-        <w:gridCol w:w="2300"/>
-        <w:gridCol w:w="4904"/>
-        <w:gridCol w:w="1400"/>
-      </w:tblGrid>
-      <w:tr>
-        <w:trPr>
-          <w:cantSplit/>
-          <w:tblHeader/>
-        </w:trPr>
-        <w:tc>
-          <w:tcPr>
-            <w:shd w:val="clear" w:color="auto" w:fill="241a61"/>
-            <w:tcBorders/>
-            <w:tcW w:w="800" w:type="dxa"/>
-          </w:tcPr>
-          <w:p>
-            <w:pPr>
-              <w:pStyle w:val="922"/>
-              <w:pBdr/>
-              <w:spacing/>
-              <w:ind/>
-              <w:rPr/>
-            </w:pPr>
-            <w:r>
-              <w:rPr>
-                <w:b/>
-                <w:bCs/>
-                <w:color w:val="ffffff"/>
-              </w:rPr>
-              <w:t xml:space="preserve">ID</w:t>
-            </w:r>
-            <w:r/>
-          </w:p>
-        </w:tc>
-        <w:tc>
-          <w:tcPr>
-            <w:shd w:val="clear" w:color="auto" w:fill="241a61"/>
-            <w:tcBorders/>
-            <w:tcW w:w="2300" w:type="dxa"/>
-          </w:tcPr>
-          <w:p>
-            <w:pPr>
-              <w:pStyle w:val="922"/>
-              <w:pBdr/>
-              <w:spacing/>
-              <w:ind/>
-              <w:rPr/>
-            </w:pPr>
-            <w:r>
-              <w:rPr>
-                <w:b/>
-                <w:bCs/>
-                <w:color w:val="ffffff"/>
-              </w:rPr>
-              <w:t xml:space="preserve">Área funcional</w:t>
-            </w:r>
-            <w:r/>
-          </w:p>
-        </w:tc>
-        <w:tc>
-          <w:tcPr>
-            <w:shd w:val="clear" w:color="auto" w:fill="241a61"/>
-            <w:tcBorders/>
-            <w:tcW w:w="4904" w:type="dxa"/>
-          </w:tcPr>
-          <w:p>
-            <w:pPr>
-              <w:pStyle w:val="922"/>
-              <w:pBdr/>
-              <w:spacing/>
-              <w:ind/>
-              <w:rPr/>
-            </w:pPr>
-            <w:r>
-              <w:rPr>
-                <w:b/>
-                <w:bCs/>
-                <w:color w:val="ffffff"/>
-              </w:rPr>
-              <w:t xml:space="preserve">Alcance resumido</w:t>
-            </w:r>
-            <w:r/>
-          </w:p>
-        </w:tc>
-        <w:tc>
-          <w:tcPr>
-            <w:shd w:val="clear" w:color="auto" w:fill="241a61"/>
-            <w:tcBorders/>
-            <w:tcW w:w="1400" w:type="dxa"/>
-          </w:tcPr>
-          <w:p>
-            <w:pPr>
-              <w:pStyle w:val="922"/>
-              <w:pBdr/>
-              <w:spacing/>
-              <w:ind/>
-              <w:rPr/>
-            </w:pPr>
-            <w:r>
-              <w:rPr>
-                <w:b/>
-                <w:bCs/>
-                <w:color w:val="ffffff"/>
-              </w:rPr>
-              <w:t xml:space="preserve">Prioridad</w:t>
-            </w:r>
-            <w:r/>
-          </w:p>
-        </w:tc>
-      </w:tr>
-      <w:tr>
-        <w:trPr>
-          <w:cantSplit/>
-        </w:trPr>
-        <w:tc>
-          <w:tcPr>
-            <w:tcBorders/>
-            <w:tcW w:w="800" w:type="dxa"/>
-          </w:tcPr>
-          <w:p>
-            <w:pPr>
-              <w:pStyle w:val="922"/>
-              <w:pBdr/>
-              <w:spacing/>
-              <w:ind/>
-              <w:rPr/>
-            </w:pPr>
-            <w:r>
-              <w:t xml:space="preserve">AF-01</w:t>
-            </w:r>
-            <w:r/>
-          </w:p>
-        </w:tc>
-        <w:tc>
-          <w:tcPr>
-            <w:tcBorders/>
-            <w:tcW w:w="2300" w:type="dxa"/>
-          </w:tcPr>
-          <w:p>
-            <w:pPr>
-              <w:pStyle w:val="922"/>
-              <w:pBdr/>
-              <w:spacing/>
-              <w:ind/>
-              <w:rPr/>
-            </w:pPr>
-            <w:r>
-              <w:t xml:space="preserve">Organización, usuarios y permisos</w:t>
-            </w:r>
-            <w:r/>
-          </w:p>
-        </w:tc>
-        <w:tc>
-          <w:tcPr>
-            <w:tcBorders/>
-            <w:tcW w:w="4904" w:type="dxa"/>
-          </w:tcPr>
-          <w:p>
-            <w:pPr>
-              <w:pStyle w:val="922"/>
-              <w:pBdr/>
-              <w:spacing/>
-              <w:ind/>
-              <w:rPr/>
-            </w:pPr>
-            <w:r>
-              <w:t xml:space="preserve">Cuentas y permisos por rol (RBAC) para la Liga, clubes, árbitros y jugadores; bitácora de auditoría inmutable; consulta pública sin cuenta.</w:t>
-            </w:r>
-            <w:r/>
-          </w:p>
-        </w:tc>
-        <w:tc>
-          <w:tcPr>
-            <w:tcBorders/>
-            <w:tcW w:w="1400" w:type="dxa"/>
-          </w:tcPr>
-          <w:p>
-            <w:pPr>
-              <w:pStyle w:val="922"/>
-              <w:pBdr/>
-              <w:spacing/>
-              <w:ind/>
-              <w:rPr/>
-            </w:pPr>
-            <w:r>
-              <w:t xml:space="preserve">Must</w:t>
-            </w:r>
-            <w:r/>
-          </w:p>
-        </w:tc>
-      </w:tr>
-      <w:tr>
-        <w:trPr>
-          <w:cantSplit/>
-        </w:trPr>
-        <w:tc>
-          <w:tcPr>
-            <w:tcBorders/>
-            <w:tcW w:w="800" w:type="dxa"/>
-          </w:tcPr>
-          <w:p>
-            <w:pPr>
-              <w:pStyle w:val="922"/>
-              <w:pBdr/>
-              <w:spacing/>
-              <w:ind/>
-              <w:rPr/>
-            </w:pPr>
-            <w:r>
-              <w:t xml:space="preserve">AF-02</w:t>
-            </w:r>
-            <w:r/>
-          </w:p>
-        </w:tc>
-        <w:tc>
-          <w:tcPr>
-            <w:tcBorders/>
-            <w:tcW w:w="2300" w:type="dxa"/>
-          </w:tcPr>
-          <w:p>
-            <w:pPr>
-              <w:pStyle w:val="922"/>
-              <w:pBdr/>
-              <w:spacing/>
-              <w:ind/>
-              <w:rPr/>
-            </w:pPr>
-            <w:r>
-              <w:t xml:space="preserve">Temporadas, torneos y categorías</w:t>
-            </w:r>
-            <w:r/>
-          </w:p>
-        </w:tc>
-        <w:tc>
-          <w:tcPr>
-            <w:tcBorders/>
-            <w:tcW w:w="4904" w:type="dxa"/>
-          </w:tcPr>
-          <w:p>
-            <w:pPr>
-              <w:pStyle w:val="922"/>
-              <w:pBdr/>
-              <w:spacing/>
-              <w:ind/>
-              <w:rPr/>
-            </w:pPr>
-            <w:r>
-              <w:t xml:space="preserve">Temporada anual con convocatorias versionadas; torneos (liga, copa, liguilla, campeón de campeones, goleo y especiales); ramas (libre, veteranos, infantil y femenil), categorías y grupos según la convocatoria.</w:t>
-            </w:r>
-            <w:r/>
-          </w:p>
-        </w:tc>
-        <w:tc>
-          <w:tcPr>
-            <w:tcBorders/>
-            <w:tcW w:w="1400" w:type="dxa"/>
-          </w:tcPr>
-          <w:p>
-            <w:pPr>
-              <w:pStyle w:val="922"/>
-              <w:pBdr/>
-              <w:spacing/>
-              <w:ind/>
-              <w:rPr/>
-            </w:pPr>
-            <w:r>
-              <w:t xml:space="preserve">Must (copa y torneos especiales: Could)</w:t>
-            </w:r>
-            <w:r/>
-          </w:p>
-        </w:tc>
-      </w:tr>
-      <w:tr>
-        <w:trPr>
-          <w:cantSplit/>
-        </w:trPr>
-        <w:tc>
-          <w:tcPr>
-            <w:tcBorders/>
-            <w:tcW w:w="800" w:type="dxa"/>
-          </w:tcPr>
-          <w:p>
-            <w:pPr>
-              <w:pStyle w:val="922"/>
-              <w:pBdr/>
-              <w:spacing/>
-              <w:ind/>
-              <w:rPr/>
-            </w:pPr>
-            <w:r>
-              <w:t xml:space="preserve">AF-03</w:t>
-            </w:r>
-            <w:r/>
-          </w:p>
-        </w:tc>
-        <w:tc>
-          <w:tcPr>
-            <w:tcBorders/>
-            <w:tcW w:w="2300" w:type="dxa"/>
-          </w:tcPr>
-          <w:p>
-            <w:pPr>
-              <w:pStyle w:val="922"/>
-              <w:pBdr/>
-              <w:spacing/>
-              <w:ind/>
-              <w:rPr/>
-            </w:pPr>
-            <w:r>
-              <w:t xml:space="preserve">Clubes, equipos y personas</w:t>
-            </w:r>
-            <w:r/>
-          </w:p>
-        </w:tc>
-        <w:tc>
-          <w:tcPr>
-            <w:tcBorders/>
-            <w:tcW w:w="4904" w:type="dxa"/>
-          </w:tcPr>
-          <w:p>
-            <w:pPr>
-              <w:pStyle w:val="922"/>
-              <w:pBdr/>
-              <w:spacing/>
-              <w:ind/>
-              <w:rPr/>
-            </w:pPr>
-            <w:r>
-              <w:t xml:space="preserve">Clubes, franquicias y equipos; afiliación con tarjetón digital y directiva; registro de jugadores, delegados y árbitros con validación de identidad (INE, CURP); credenciales; reglas de plantilla y reinicio del historial por venta de franquicia.</w:t>
-            </w:r>
-            <w:r/>
-          </w:p>
-        </w:tc>
-        <w:tc>
-          <w:tcPr>
-            <w:tcBorders/>
-            <w:tcW w:w="1400" w:type="dxa"/>
-          </w:tcPr>
-          <w:p>
-            <w:pPr>
-              <w:pStyle w:val="922"/>
-              <w:pBdr/>
-              <w:spacing/>
-              <w:ind/>
-              <w:rPr/>
-            </w:pPr>
-            <w:r>
-              <w:t xml:space="preserve">Must</w:t>
-            </w:r>
-            <w:r/>
-          </w:p>
-        </w:tc>
-      </w:tr>
-      <w:tr>
-        <w:trPr>
-          <w:cantSplit/>
-        </w:trPr>
-        <w:tc>
-          <w:tcPr>
-            <w:tcBorders/>
-            <w:tcW w:w="800" w:type="dxa"/>
-          </w:tcPr>
-          <w:p>
-            <w:pPr>
-              <w:pStyle w:val="922"/>
-              <w:pBdr/>
-              <w:spacing/>
-              <w:ind/>
-              <w:rPr/>
-            </w:pPr>
-            <w:r>
-              <w:t xml:space="preserve">AF-04</w:t>
-            </w:r>
-            <w:r/>
-          </w:p>
-        </w:tc>
-        <w:tc>
-          <w:tcPr>
-            <w:tcBorders/>
-            <w:tcW w:w="2300" w:type="dxa"/>
-          </w:tcPr>
-          <w:p>
-            <w:pPr>
-              <w:pStyle w:val="922"/>
-              <w:pBdr/>
-              <w:spacing/>
-              <w:ind/>
-              <w:rPr/>
-            </w:pPr>
-            <w:r>
-              <w:t xml:space="preserve">Canchas y sedes</w:t>
-            </w:r>
-            <w:r/>
-          </w:p>
-        </w:tc>
-        <w:tc>
-          <w:tcPr>
-            <w:tcBorders/>
-            <w:tcW w:w="4904" w:type="dxa"/>
-          </w:tcPr>
-          <w:p>
-            <w:pPr>
-              <w:pStyle w:val="922"/>
-              <w:pBdr/>
-              <w:spacing/>
-              <w:ind/>
-              <w:rPr/>
-            </w:pPr>
-            <w:r>
-              <w:t xml:space="preserve">Catálogo de canchas (alrededor de 40 en la Unidad Deportiva Cuauhtémoc, más campos particulares), disponibilidad, bloqueos (por ejemplo, por lluvia) y préstamos de cancha.</w:t>
-            </w:r>
-            <w:r/>
-          </w:p>
-        </w:tc>
-        <w:tc>
-          <w:tcPr>
-            <w:tcBorders/>
-            <w:tcW w:w="1400" w:type="dxa"/>
-          </w:tcPr>
-          <w:p>
-            <w:pPr>
-              <w:pStyle w:val="922"/>
-              <w:pBdr/>
-              <w:spacing/>
-              <w:ind/>
-              <w:rPr/>
-            </w:pPr>
-            <w:r>
-              <w:t xml:space="preserve">Must</w:t>
-            </w:r>
-            <w:r/>
-          </w:p>
-        </w:tc>
-      </w:tr>
-      <w:tr>
-        <w:trPr>
-          <w:cantSplit/>
-        </w:trPr>
-        <w:tc>
-          <w:tcPr>
-            <w:tcBorders/>
-            <w:tcW w:w="800" w:type="dxa"/>
-          </w:tcPr>
-          <w:p>
-            <w:pPr>
-              <w:pStyle w:val="922"/>
-              <w:pBdr/>
-              <w:spacing/>
-              <w:ind/>
-              <w:rPr/>
-            </w:pPr>
-            <w:r>
-              <w:t xml:space="preserve">AF-05</w:t>
-            </w:r>
-            <w:r/>
-          </w:p>
-        </w:tc>
-        <w:tc>
-          <w:tcPr>
-            <w:tcBorders/>
-            <w:tcW w:w="2300" w:type="dxa"/>
-          </w:tcPr>
-          <w:p>
-            <w:pPr>
-              <w:pStyle w:val="922"/>
-              <w:pBdr/>
-              <w:spacing/>
-              <w:ind/>
-              <w:rPr/>
-            </w:pPr>
-            <w:r>
-              <w:t xml:space="preserve">Programación de partidos</w:t>
-            </w:r>
-            <w:r/>
-          </w:p>
-        </w:tc>
-        <w:tc>
-          <w:tcPr>
-            <w:tcBorders/>
-            <w:tcW w:w="4904" w:type="dxa"/>
-          </w:tcPr>
-          <w:p>
-            <w:pPr>
-              <w:pStyle w:val="922"/>
-              <w:pBdr/>
-              <w:spacing/>
-              <w:ind/>
-              <w:rPr/>
-            </w:pPr>
-            <w:r>
-              <w:t xml:space="preserve">Elaboración, ajuste y publicación del rol de juegos por jornada; descansos; reprogramaciones autorizadas; estados del partido; detección de conflictos.</w:t>
-            </w:r>
-            <w:r/>
-          </w:p>
-        </w:tc>
-        <w:tc>
-          <w:tcPr>
-            <w:tcBorders/>
-            <w:tcW w:w="1400" w:type="dxa"/>
-          </w:tcPr>
-          <w:p>
-            <w:pPr>
-              <w:pStyle w:val="922"/>
-              <w:pBdr/>
-              <w:spacing/>
-              <w:ind/>
-              <w:rPr/>
-            </w:pPr>
-            <w:r>
-              <w:t xml:space="preserve">Must</w:t>
-            </w:r>
-            <w:r/>
-          </w:p>
-        </w:tc>
-      </w:tr>
-      <w:tr>
-        <w:trPr>
-          <w:cantSplit/>
-        </w:trPr>
-        <w:tc>
-          <w:tcPr>
-            <w:tcBorders/>
-            <w:tcW w:w="800" w:type="dxa"/>
-          </w:tcPr>
-          <w:p>
-            <w:pPr>
-              <w:pStyle w:val="922"/>
-              <w:pBdr/>
-              <w:spacing/>
-              <w:ind/>
-              <w:rPr/>
-            </w:pPr>
-            <w:r>
-              <w:t xml:space="preserve">AF-06</w:t>
-            </w:r>
-            <w:r/>
-          </w:p>
-        </w:tc>
-        <w:tc>
-          <w:tcPr>
-            <w:tcBorders/>
-            <w:tcW w:w="2300" w:type="dxa"/>
-          </w:tcPr>
-          <w:p>
-            <w:pPr>
-              <w:pStyle w:val="922"/>
-              <w:pBdr/>
-              <w:spacing/>
-              <w:ind/>
-              <w:rPr/>
-            </w:pPr>
-            <w:r>
-              <w:t xml:space="preserve">Generación automática de la programación</w:t>
-            </w:r>
-            <w:r/>
-          </w:p>
-        </w:tc>
-        <w:tc>
-          <w:tcPr>
-            <w:tcBorders/>
-            <w:tcW w:w="4904" w:type="dxa"/>
-          </w:tcPr>
-          <w:p>
-            <w:pPr>
-              <w:pStyle w:val="922"/>
-              <w:pBdr/>
-              <w:spacing/>
-              <w:ind/>
-              <w:rPr/>
-            </w:pPr>
-            <w:r>
-              <w:t xml:space="preserve">Propuesta automática de enfrentamientos, horarios y canchas que respeta restricciones duras (solapamientos, sanciones) y blandas (preferencias horarias), con ajuste manual.</w:t>
-            </w:r>
-            <w:r/>
-          </w:p>
-        </w:tc>
-        <w:tc>
-          <w:tcPr>
-            <w:tcBorders/>
-            <w:tcW w:w="1400" w:type="dxa"/>
-          </w:tcPr>
-          <w:p>
-            <w:pPr>
-              <w:pStyle w:val="922"/>
-              <w:pBdr/>
-              <w:spacing/>
-              <w:ind/>
-              <w:rPr/>
-            </w:pPr>
-            <w:r>
-              <w:t xml:space="preserve">Should</w:t>
-            </w:r>
-            <w:r/>
-          </w:p>
-        </w:tc>
-      </w:tr>
-      <w:tr>
-        <w:trPr>
-          <w:cantSplit/>
-        </w:trPr>
-        <w:tc>
-          <w:tcPr>
-            <w:tcBorders/>
-            <w:tcW w:w="800" w:type="dxa"/>
-          </w:tcPr>
-          <w:p>
-            <w:pPr>
-              <w:pStyle w:val="922"/>
-              <w:pBdr/>
-              <w:spacing/>
-              <w:ind/>
-              <w:rPr/>
-            </w:pPr>
-            <w:r>
-              <w:t xml:space="preserve">AF-07</w:t>
-            </w:r>
-            <w:r/>
-          </w:p>
-        </w:tc>
-        <w:tc>
-          <w:tcPr>
-            <w:tcBorders/>
-            <w:tcW w:w="2300" w:type="dxa"/>
-          </w:tcPr>
-          <w:p>
-            <w:pPr>
-              <w:pStyle w:val="922"/>
-              <w:pBdr/>
-              <w:spacing/>
-              <w:ind/>
-              <w:rPr/>
-            </w:pPr>
-            <w:r>
-              <w:t xml:space="preserve">Partidos, cédulas y estadísticas</w:t>
-            </w:r>
-            <w:r/>
-          </w:p>
-        </w:tc>
-        <w:tc>
-          <w:tcPr>
-            <w:tcBorders/>
-            <w:tcW w:w="4904" w:type="dxa"/>
-          </w:tcPr>
-          <w:p>
-            <w:pPr>
-              <w:pStyle w:val="922"/>
-              <w:pBdr/>
-              <w:spacing/>
-              <w:ind/>
-              <w:rPr/>
-            </w:pPr>
-            <w:r>
-              <w:t xml:space="preserve">Validación de jugadores en campo; cédula digital (goles, amonestaciones, expulsiones y firmas); resultados (incluidos los resultados por default); tablas, goleo y estadísticas.</w:t>
-            </w:r>
-            <w:r/>
-          </w:p>
-        </w:tc>
-        <w:tc>
-          <w:tcPr>
-            <w:tcBorders/>
-            <w:tcW w:w="1400" w:type="dxa"/>
-          </w:tcPr>
-          <w:p>
-            <w:pPr>
-              <w:pStyle w:val="922"/>
-              <w:pBdr/>
-              <w:spacing/>
-              <w:ind/>
-              <w:rPr/>
-            </w:pPr>
-            <w:r>
-              <w:t xml:space="preserve">Must</w:t>
-            </w:r>
-            <w:r/>
-          </w:p>
-        </w:tc>
-      </w:tr>
-      <w:tr>
-        <w:trPr>
-          <w:cantSplit/>
-        </w:trPr>
-        <w:tc>
-          <w:tcPr>
-            <w:tcBorders/>
-            <w:tcW w:w="800" w:type="dxa"/>
-          </w:tcPr>
-          <w:p>
-            <w:pPr>
-              <w:pStyle w:val="922"/>
-              <w:pBdr/>
-              <w:spacing/>
-              <w:ind/>
-              <w:rPr/>
-            </w:pPr>
-            <w:r>
-              <w:t xml:space="preserve">AF-08</w:t>
-            </w:r>
-            <w:r/>
-          </w:p>
-        </w:tc>
-        <w:tc>
-          <w:tcPr>
-            <w:tcBorders/>
-            <w:tcW w:w="2300" w:type="dxa"/>
-          </w:tcPr>
-          <w:p>
-            <w:pPr>
-              <w:pStyle w:val="922"/>
-              <w:pBdr/>
-              <w:spacing/>
-              <w:ind/>
-              <w:rPr/>
-            </w:pPr>
-            <w:r>
-              <w:t xml:space="preserve">Disciplina</w:t>
-            </w:r>
-            <w:r/>
-          </w:p>
-        </w:tc>
-        <w:tc>
-          <w:tcPr>
-            <w:tcBorders/>
-            <w:tcW w:w="4904" w:type="dxa"/>
-          </w:tcPr>
-          <w:p>
-            <w:pPr>
-              <w:pStyle w:val="922"/>
-              <w:pBdr/>
-              <w:spacing/>
-              <w:ind/>
-              <w:rPr/>
-            </w:pPr>
-            <w:r>
-              <w:t xml:space="preserve">Incidencias, catálogo de infracciones y artículos, expedientes y dictamen de la Comisión Disciplinaria (Tribunal de Penas), suspensiones, boletín de castigados, baja por acumulación de defaults, inconformidades y recursos.</w:t>
-            </w:r>
-            <w:r/>
-          </w:p>
-        </w:tc>
-        <w:tc>
-          <w:tcPr>
-            <w:tcBorders/>
-            <w:tcW w:w="1400" w:type="dxa"/>
-          </w:tcPr>
-          <w:p>
-            <w:pPr>
-              <w:pStyle w:val="922"/>
-              <w:pBdr/>
-              <w:spacing/>
-              <w:ind/>
-              <w:rPr/>
-            </w:pPr>
-            <w:r>
-              <w:t xml:space="preserve">Must (inconformidades y recursos: Could)</w:t>
-            </w:r>
-            <w:r/>
-          </w:p>
-        </w:tc>
-      </w:tr>
-      <w:tr>
-        <w:trPr>
-          <w:cantSplit/>
-        </w:trPr>
-        <w:tc>
-          <w:tcPr>
-            <w:tcBorders/>
-            <w:tcW w:w="800" w:type="dxa"/>
-          </w:tcPr>
-          <w:p>
-            <w:pPr>
-              <w:pStyle w:val="922"/>
-              <w:pBdr/>
-              <w:spacing/>
-              <w:ind/>
-              <w:rPr/>
-            </w:pPr>
-            <w:r>
-              <w:t xml:space="preserve">AF-09</w:t>
-            </w:r>
-            <w:r/>
-          </w:p>
-        </w:tc>
-        <w:tc>
-          <w:tcPr>
-            <w:tcBorders/>
-            <w:tcW w:w="2300" w:type="dxa"/>
-          </w:tcPr>
-          <w:p>
-            <w:pPr>
-              <w:pStyle w:val="922"/>
-              <w:pBdr/>
-              <w:spacing/>
-              <w:ind/>
-              <w:rPr/>
-            </w:pPr>
-            <w:r>
-              <w:t xml:space="preserve">Fases finales</w:t>
-            </w:r>
-            <w:r/>
-          </w:p>
-        </w:tc>
-        <w:tc>
-          <w:tcPr>
-            <w:tcBorders/>
-            <w:tcW w:w="4904" w:type="dxa"/>
-          </w:tcPr>
-          <w:p>
-            <w:pPr>
-              <w:pStyle w:val="922"/>
-              <w:pBdr/>
-              <w:spacing/>
-              <w:ind/>
-              <w:rPr/>
-            </w:pPr>
-            <w:r>
-              <w:t xml:space="preserve">Clasificación y llaves de liguilla, liguilla de consolación (campeón alterno), campeón de campeones, ascensos y descensos.</w:t>
-            </w:r>
-            <w:r/>
-          </w:p>
-        </w:tc>
-        <w:tc>
-          <w:tcPr>
-            <w:tcBorders/>
-            <w:tcW w:w="1400" w:type="dxa"/>
-          </w:tcPr>
-          <w:p>
-            <w:pPr>
-              <w:pStyle w:val="922"/>
-              <w:pBdr/>
-              <w:spacing/>
-              <w:ind/>
-              <w:rPr/>
-            </w:pPr>
-            <w:r>
-              <w:t xml:space="preserve">Could</w:t>
-            </w:r>
-            <w:r/>
-          </w:p>
-        </w:tc>
-      </w:tr>
-      <w:tr>
-        <w:trPr>
-          <w:cantSplit/>
-        </w:trPr>
-        <w:tc>
-          <w:tcPr>
-            <w:tcBorders/>
-            <w:tcW w:w="800" w:type="dxa"/>
-          </w:tcPr>
-          <w:p>
-            <w:pPr>
-              <w:pStyle w:val="922"/>
-              <w:pBdr/>
-              <w:spacing/>
-              <w:ind/>
-              <w:rPr/>
-            </w:pPr>
-            <w:r>
-              <w:t xml:space="preserve">AF-10</w:t>
-            </w:r>
-            <w:r/>
-          </w:p>
-        </w:tc>
-        <w:tc>
-          <w:tcPr>
-            <w:tcBorders/>
-            <w:tcW w:w="2300" w:type="dxa"/>
-          </w:tcPr>
-          <w:p>
-            <w:pPr>
-              <w:pStyle w:val="922"/>
-              <w:pBdr/>
-              <w:spacing/>
-              <w:ind/>
-              <w:rPr/>
-            </w:pPr>
-            <w:r>
-              <w:t xml:space="preserve">Gestión económica</w:t>
-            </w:r>
-            <w:r/>
-          </w:p>
-        </w:tc>
-        <w:tc>
-          <w:tcPr>
-            <w:tcBorders/>
-            <w:tcW w:w="4904" w:type="dxa"/>
-          </w:tcPr>
-          <w:p>
-            <w:pPr>
-              <w:pStyle w:val="922"/>
-              <w:pBdr/>
-              <w:spacing/>
-              <w:ind/>
-              <w:rPr/>
-            </w:pPr>
-            <w:r>
-              <w:t xml:space="preserve">Cuotas de inscripción por categoría, registros de jugadores ($40.00), arbitrajes ($125.00), cal, mantenimiento, aportaciones y trofeos por club.</w:t>
-            </w:r>
-            <w:r/>
-          </w:p>
-        </w:tc>
-        <w:tc>
-          <w:tcPr>
-            <w:tcBorders/>
-            <w:tcW w:w="1400" w:type="dxa"/>
-          </w:tcPr>
-          <w:p>
-            <w:pPr>
-              <w:pStyle w:val="922"/>
-              <w:pBdr/>
-              <w:spacing/>
-              <w:ind/>
-              <w:rPr/>
-            </w:pPr>
-            <w:r>
-              <w:t xml:space="preserve">Should</w:t>
-            </w:r>
-            <w:r/>
-          </w:p>
-        </w:tc>
-      </w:tr>
-      <w:tr>
-        <w:trPr>
-          <w:cantSplit/>
-        </w:trPr>
-        <w:tc>
-          <w:tcPr>
-            <w:tcBorders/>
-            <w:tcW w:w="800" w:type="dxa"/>
-          </w:tcPr>
-          <w:p>
-            <w:pPr>
-              <w:pStyle w:val="922"/>
-              <w:pBdr/>
-              <w:spacing/>
-              <w:ind/>
-              <w:rPr/>
-            </w:pPr>
-            <w:r>
-              <w:t xml:space="preserve">AF-11</w:t>
-            </w:r>
-            <w:r/>
-          </w:p>
-        </w:tc>
-        <w:tc>
-          <w:tcPr>
-            <w:tcBorders/>
-            <w:tcW w:w="2300" w:type="dxa"/>
-          </w:tcPr>
-          <w:p>
-            <w:pPr>
-              <w:pStyle w:val="922"/>
-              <w:pBdr/>
-              <w:spacing/>
-              <w:ind/>
-              <w:rPr/>
-            </w:pPr>
-            <w:r>
-              <w:t xml:space="preserve">Portal público</w:t>
-            </w:r>
-            <w:r/>
-          </w:p>
-        </w:tc>
-        <w:tc>
-          <w:tcPr>
-            <w:tcBorders/>
-            <w:tcW w:w="4904" w:type="dxa"/>
-          </w:tcPr>
-          <w:p>
-            <w:pPr>
-              <w:pStyle w:val="922"/>
-              <w:pBdr/>
-              <w:spacing/>
-              <w:ind/>
-              <w:rPr/>
-            </w:pPr>
-            <w:r>
-              <w:t xml:space="preserve">Programación, resultados, tablas, goleo, castigados y comunicados en modo de solo lectura; búsqueda por fecha, categoría y equipo.</w:t>
-            </w:r>
-            <w:r/>
-          </w:p>
-        </w:tc>
-        <w:tc>
-          <w:tcPr>
-            <w:tcBorders/>
-            <w:tcW w:w="1400" w:type="dxa"/>
-          </w:tcPr>
-          <w:p>
-            <w:pPr>
-              <w:pStyle w:val="922"/>
-              <w:pBdr/>
-              <w:spacing/>
-              <w:ind/>
-              <w:rPr/>
-            </w:pPr>
-            <w:r>
-              <w:t xml:space="preserve">Must</w:t>
-            </w:r>
-            <w:r/>
-          </w:p>
-        </w:tc>
-      </w:tr>
-      <w:tr>
-        <w:trPr>
-          <w:cantSplit/>
-        </w:trPr>
-        <w:tc>
-          <w:tcPr>
-            <w:tcBorders/>
-            <w:tcW w:w="800" w:type="dxa"/>
-          </w:tcPr>
-          <w:p>
-            <w:pPr>
-              <w:pStyle w:val="922"/>
-              <w:pBdr/>
-              <w:spacing/>
-              <w:ind/>
-              <w:rPr/>
-            </w:pPr>
-            <w:r>
-              <w:t xml:space="preserve">AF-12</w:t>
-            </w:r>
-            <w:r/>
-          </w:p>
-        </w:tc>
-        <w:tc>
-          <w:tcPr>
-            <w:tcBorders/>
-            <w:tcW w:w="2300" w:type="dxa"/>
-          </w:tcPr>
-          <w:p>
-            <w:pPr>
-              <w:pStyle w:val="922"/>
-              <w:pBdr/>
-              <w:spacing/>
-              <w:ind/>
-              <w:rPr/>
-            </w:pPr>
-            <w:r>
-              <w:t xml:space="preserve">Reportes y difusión</w:t>
-            </w:r>
-            <w:r/>
-          </w:p>
-        </w:tc>
-        <w:tc>
-          <w:tcPr>
-            <w:tcBorders/>
-            <w:tcW w:w="4904" w:type="dxa"/>
-          </w:tcPr>
-          <w:p>
-            <w:pPr>
-              <w:pStyle w:val="922"/>
-              <w:pBdr/>
-              <w:spacing/>
-              <w:ind/>
-              <w:rPr/>
-            </w:pPr>
-            <w:r>
-              <w:t xml:space="preserve">Generación de cédulas oficiales, estados de cuenta y constancias; exportación de programación, tablas y castigados en imagen o PDF.</w:t>
-            </w:r>
-            <w:r/>
-          </w:p>
-        </w:tc>
-        <w:tc>
-          <w:tcPr>
-            <w:tcBorders/>
-            <w:tcW w:w="1400" w:type="dxa"/>
-          </w:tcPr>
-          <w:p>
-            <w:pPr>
-              <w:pStyle w:val="922"/>
-              <w:pBdr/>
-              <w:spacing/>
-              <w:ind/>
-              <w:rPr/>
-            </w:pPr>
-            <w:r>
-              <w:t xml:space="preserve">Should</w:t>
-            </w:r>
-            <w:r/>
-          </w:p>
-        </w:tc>
-      </w:tr>
-      <w:tr>
-        <w:trPr>
-          <w:cantSplit/>
-        </w:trPr>
-        <w:tc>
-          <w:tcPr>
-            <w:tcBorders/>
-            <w:tcW w:w="800" w:type="dxa"/>
-          </w:tcPr>
-          <w:p>
-            <w:pPr>
-              <w:pStyle w:val="922"/>
-              <w:pBdr/>
-              <w:spacing/>
-              <w:ind/>
-              <w:rPr/>
-            </w:pPr>
-            <w:r>
-              <w:t xml:space="preserve">AF-13</w:t>
-            </w:r>
-            <w:r/>
-          </w:p>
-        </w:tc>
-        <w:tc>
-          <w:tcPr>
-            <w:tcBorders/>
-            <w:tcW w:w="2300" w:type="dxa"/>
-          </w:tcPr>
-          <w:p>
-            <w:pPr>
-              <w:pStyle w:val="922"/>
-              <w:pBdr/>
-              <w:spacing/>
-              <w:ind/>
-              <w:rPr/>
-            </w:pPr>
-            <w:r>
-              <w:t xml:space="preserve">Integración con correo </w:t>
-            </w:r>
-            <w:r/>
-          </w:p>
-        </w:tc>
-        <w:tc>
-          <w:tcPr>
-            <w:tcBorders/>
-            <w:tcW w:w="4904" w:type="dxa"/>
-          </w:tcPr>
-          <w:p>
-            <w:pPr>
-              <w:pStyle w:val="922"/>
-              <w:pBdr/>
-              <w:spacing/>
-              <w:ind/>
-              <w:rPr/>
-            </w:pPr>
-            <w:r>
-              <w:t xml:space="preserve">Envío por correo electrónico de avisos de partidos (incluidos cambios de sede u horario), avisos institucionales y recordatorios de pago.</w:t>
-            </w:r>
-            <w:r/>
-          </w:p>
-        </w:tc>
-        <w:tc>
-          <w:tcPr>
-            <w:tcBorders/>
-            <w:tcW w:w="1400" w:type="dxa"/>
-          </w:tcPr>
-          <w:p>
-            <w:pPr>
-              <w:pStyle w:val="922"/>
-              <w:pBdr/>
-              <w:spacing/>
-              <w:ind/>
-              <w:rPr/>
-            </w:pPr>
-            <w:r>
-              <w:t xml:space="preserve">Should</w:t>
-            </w:r>
-            <w:r/>
-          </w:p>
-        </w:tc>
-      </w:tr>
-      <w:tr>
-        <w:trPr>
-          <w:cantSplit/>
-        </w:trPr>
-        <w:tc>
-          <w:tcPr>
-            <w:tcBorders/>
-            <w:tcW w:w="800" w:type="dxa"/>
-          </w:tcPr>
-          <w:p>
-            <w:pPr>
-              <w:pStyle w:val="922"/>
-              <w:pBdr/>
-              <w:spacing/>
-              <w:ind/>
-              <w:rPr/>
-            </w:pPr>
-            <w:r>
-              <w:t xml:space="preserve">AF-14</w:t>
-            </w:r>
-            <w:r/>
-          </w:p>
-        </w:tc>
-        <w:tc>
-          <w:tcPr>
-            <w:tcBorders/>
-            <w:tcW w:w="2300" w:type="dxa"/>
-          </w:tcPr>
-          <w:p>
-            <w:pPr>
-              <w:pStyle w:val="922"/>
-              <w:pBdr/>
-              <w:spacing/>
-              <w:ind/>
-              <w:rPr/>
-            </w:pPr>
-            <w:r>
-              <w:t xml:space="preserve">Asambleas y acuerdos</w:t>
-            </w:r>
-            <w:r/>
-          </w:p>
-        </w:tc>
-        <w:tc>
-          <w:tcPr>
-            <w:tcBorders/>
-            <w:tcW w:w="4904" w:type="dxa"/>
-          </w:tcPr>
-          <w:p>
-            <w:pPr>
-              <w:pStyle w:val="922"/>
-              <w:pBdr/>
-              <w:spacing/>
-              <w:ind/>
-              <w:rPr/>
-            </w:pPr>
-            <w:r>
-              <w:t xml:space="preserve">Convocatorias a asamblea, asistencia de delegados y registro de acuerdos y comunicados.</w:t>
-            </w:r>
-            <w:r/>
-          </w:p>
-        </w:tc>
-        <w:tc>
-          <w:tcPr>
-            <w:tcBorders/>
-            <w:tcW w:w="1400" w:type="dxa"/>
-          </w:tcPr>
-          <w:p>
-            <w:pPr>
-              <w:pStyle w:val="922"/>
-              <w:pBdr/>
-              <w:spacing/>
-              <w:ind/>
-              <w:rPr/>
-            </w:pPr>
-            <w:r>
-              <w:t xml:space="preserve">Could</w:t>
-            </w:r>
-            <w:r/>
-          </w:p>
-        </w:tc>
-      </w:tr>
-    </w:tbl>
-    <w:p>
-      <w:pPr>
-        <w:pBdr/>
-        <w:spacing w:after="60" w:before="0"/>
-        <w:ind/>
-        <w:rPr/>
-      </w:pPr>
-      <w:r/>
-      <w:r/>
-    </w:p>
-    <w:p>
-      <w:pPr>
-        <w:pBdr/>
-        <w:spacing/>
-        <w:ind/>
-        <w:rPr/>
-      </w:pPr>
-      <w:r>
-        <w:rPr>
-          <w:b/>
-          <w:bCs/>
-          <w:color w:val="241a61"/>
-        </w:rPr>
-        <w:t xml:space="preserve">Fuera del alcance. </w:t>
-      </w:r>
-      <w:r>
-        <w:t xml:space="preserve">No forman parte de esta versión:</w:t>
-      </w:r>
-      <w:r/>
-    </w:p>
-    <w:p>
-      <w:pPr>
-        <w:pStyle w:val="920"/>
-        <w:numPr>
-          <w:ilvl w:val="0"/>
-          <w:numId w:val="1"/>
-        </w:numPr>
-        <w:pBdr/>
-        <w:spacing/>
-        <w:ind/>
-        <w:rPr/>
-      </w:pPr>
-      <w:r>
-        <w:t xml:space="preserve">Aplicación móvil instalable: el Sistema es solo web.</w:t>
-      </w:r>
-      <w:r/>
-    </w:p>
-    <w:p>
-      <w:pPr>
-        <w:pStyle w:val="920"/>
-        <w:numPr>
-          <w:ilvl w:val="0"/>
-          <w:numId w:val="1"/>
-        </w:numPr>
-        <w:pBdr/>
-        <w:spacing/>
-        <w:ind/>
-        <w:rPr/>
-      </w:pPr>
-      <w:r>
-        <w:t xml:space="preserve">Operación sin conexión: el Sistema requiere Internet.</w:t>
-      </w:r>
-      <w:r/>
-    </w:p>
-    <w:p>
-      <w:pPr>
-        <w:pStyle w:val="920"/>
-        <w:numPr>
-          <w:ilvl w:val="0"/>
-          <w:numId w:val="1"/>
-        </w:numPr>
-        <w:pBdr/>
-        <w:spacing/>
-        <w:ind/>
-        <w:rPr/>
-      </w:pPr>
-      <w:r>
-        <w:t xml:space="preserve">Migración de datos de temporadas anteriores: no prevista.</w:t>
-      </w:r>
-      <w:r/>
-    </w:p>
-    <w:p>
-      <w:pPr>
-        <w:pStyle w:val="920"/>
-        <w:numPr>
-          <w:ilvl w:val="0"/>
-          <w:numId w:val="1"/>
-        </w:numPr>
-        <w:pBdr/>
-        <w:spacing/>
-        <w:ind/>
-        <w:rPr/>
-      </w:pPr>
-      <w:r>
-        <w:t xml:space="preserve">Integraciones distintas de correo (WhatsApp, SMS, mapas, API pública, autenticación externa, CSV/Excel): no incluidas.</w:t>
-      </w:r>
-      <w:r/>
-    </w:p>
-    <w:p>
-      <w:pPr>
-        <w:pStyle w:val="920"/>
-        <w:numPr>
-          <w:ilvl w:val="0"/>
-          <w:numId w:val="1"/>
-        </w:numPr>
-        <w:pBdr/>
-        <w:spacing/>
-        <w:ind/>
-        <w:rPr/>
-      </w:pPr>
-      <w:r>
-        <w:t xml:space="preserve">Intercambio electrónico con entidades externas (IMCUFIDE, colegios de árbitros, UMSNH, sindicato del Ayuntamiento, portales de noticias): sigue por los medios actuales; el Sistema solo genera exportables (AF-12). </w:t>
-      </w:r>
-      <w:r>
-        <w:rPr>
-          <w:b/>
-          <w:bCs/>
-        </w:rPr>
-        <w:t xml:space="preserve">Propuesta.</w:t>
-      </w:r>
-      <w:r/>
-    </w:p>
-    <w:p>
-      <w:pPr>
-        <w:pStyle w:val="920"/>
-        <w:numPr>
-          <w:ilvl w:val="0"/>
-          <w:numId w:val="1"/>
-        </w:numPr>
-        <w:pBdr/>
-        <w:spacing/>
-        <w:ind/>
-        <w:rPr/>
-      </w:pPr>
-      <w:r>
-        <w:t xml:space="preserve">Trámites legales y notariales de la asociación civil. </w:t>
-      </w:r>
-      <w:r>
-        <w:rPr>
-          <w:b/>
-          <w:bCs/>
-        </w:rPr>
-        <w:t xml:space="preserve">Propuesta.</w:t>
-      </w:r>
-      <w:r/>
-    </w:p>
-    <w:p>
-      <w:pPr>
-        <w:pStyle w:val="920"/>
-        <w:numPr>
-          <w:ilvl w:val="0"/>
-          <w:numId w:val="1"/>
-        </w:numPr>
-        <w:pBdr/>
-        <w:spacing/>
-        <w:ind/>
-        <w:rPr/>
-      </w:pPr>
-      <w:r>
-        <w:t xml:space="preserve">Cobro en línea: los pagos se siguen haciendo en las oficinas de la Liga y el Sistema solo los registra. </w:t>
-      </w:r>
-      <w:r>
-        <w:rPr>
-          <w:b/>
-          <w:bCs/>
-        </w:rPr>
-        <w:t xml:space="preserve">Propuesta.</w:t>
-      </w:r>
-      <w:r/>
-    </w:p>
-    <w:p>
-      <w:pPr>
-        <w:pBdr/>
-        <w:spacing/>
-        <w:ind/>
-        <w:rPr/>
-      </w:pPr>
-      <w:r>
-        <w:rPr>
-          <w:b/>
-          <w:bCs/>
-          <w:color w:val="241a61"/>
-        </w:rPr>
-        <w:t xml:space="preserve">Restricciones y condiciones. </w:t>
-      </w:r>
-      <w:r/>
-    </w:p>
-    <w:p>
-      <w:pPr>
-        <w:pStyle w:val="920"/>
-        <w:numPr>
-          <w:ilvl w:val="0"/>
-          <w:numId w:val="1"/>
-        </w:numPr>
-        <w:pBdr/>
-        <w:spacing/>
-        <w:ind/>
-        <w:rPr/>
-      </w:pPr>
-      <w:r>
-        <w:t xml:space="preserve">Durante el desarrollo, el Sistema se alojará sin costo en equipos del propio equipo de desarrollo; el hospedaje de producción se definirá cuando se planee su puesta en marcha.</w:t>
-      </w:r>
-      <w:r/>
-    </w:p>
-    <w:p>
-      <w:pPr>
-        <w:pStyle w:val="920"/>
-        <w:numPr>
-          <w:ilvl w:val="0"/>
-          <w:numId w:val="1"/>
-        </w:numPr>
-        <w:pBdr/>
-        <w:spacing/>
-        <w:ind/>
-        <w:rPr/>
-      </w:pPr>
-      <w:r>
-        <w:t xml:space="preserve">La Liga trata datos personales, incluidos los de menores de edad, por lo que aplica la LFPDPPP.</w:t>
-      </w:r>
-      <w:r/>
-    </w:p>
-    <w:p>
-      <w:pPr>
-        <w:pStyle w:val="920"/>
-        <w:numPr>
-          <w:ilvl w:val="0"/>
-          <w:numId w:val="1"/>
-        </w:numPr>
-        <w:pBdr/>
-        <w:spacing/>
-        <w:ind/>
-        <w:rPr/>
-      </w:pPr>
-      <w:r>
-        <w:t xml:space="preserve">Las reglas cambian cada temporada (categorías, cuotas, ascensos y descensos) y deben poder actualizarse sin modificar el software. </w:t>
-      </w:r>
-      <w:r>
-        <w:rPr>
-          <w:b/>
-          <w:bCs/>
-        </w:rPr>
-        <w:t xml:space="preserve">Propuesta</w:t>
-      </w:r>
-      <w:r>
-        <w:t xml:space="preserve">.</w:t>
-      </w:r>
-      <w:r/>
-    </w:p>
-    <w:p>
-      <w:pPr>
-        <w:pStyle w:val="920"/>
-        <w:numPr>
-          <w:ilvl w:val="0"/>
-          <w:numId w:val="1"/>
-        </w:numPr>
-        <w:pBdr/>
-        <w:spacing/>
-        <w:ind/>
-        <w:rPr/>
-      </w:pPr>
-      <w:r>
-        <w:t xml:space="preserve">El r</w:t>
-      </w:r>
-      <w:r>
-        <w:t xml:space="preserve">eglamento interno de la Liga no está disponible. Como referencia se usan las Reglas de Juego de la IFAB y el Reglamento de Sanciones del Sector Amateur de la FMF; las convocatorias de la Liga prevalecen sobre ellos.</w:t>
-      </w:r>
-      <w:r/>
-    </w:p>
-    <w:p>
-      <w:pPr>
-        <w:pStyle w:val="916"/>
-        <w:pBdr/>
-        <w:spacing/>
-        <w:ind/>
-        <w:rPr/>
-      </w:pPr>
-      <w:r/>
-      <w:bookmarkStart w:id="4" w:name="_Toc100004"/>
-      <w:r>
-        <w:t xml:space="preserve">1.3 Personal involucrado</w:t>
-      </w:r>
-      <w:bookmarkEnd w:id="4"/>
-      <w:r/>
-      <w:r/>
-    </w:p>
-    <w:tbl>
-      <w:tblPr>
-        <w:tblW w:w="9404" w:type="dxa"/>
-        <w:tblCellMar>
-          <w:left w:w="90" w:type="dxa"/>
-          <w:top w:w="45" w:type="dxa"/>
-          <w:right w:w="90" w:type="dxa"/>
-          <w:bottom w:w="45" w:type="dxa"/>
-        </w:tblCellMar>
-        <w:tblBorders>
-          <w:top w:val="single" w:color="bfbfbf" w:sz="4" w:space="0"/>
-          <w:left w:val="single" w:color="bfbfbf" w:sz="4" w:space="0"/>
-          <w:bottom w:val="single" w:color="bfbfbf" w:sz="4" w:space="0"/>
-          <w:right w:val="single" w:color="bfbfbf" w:sz="4" w:space="0"/>
-          <w:insideH w:val="single" w:color="bfbfbf" w:sz="4" w:space="0"/>
-          <w:insideV w:val="single" w:color="bfbfbf" w:sz="4" w:space="0"/>
-        </w:tblBorders>
-        <w:tblLayout w:type="fixed"/>
-        <w:tblLook w:val="04A0" w:firstRow="1" w:lastRow="0" w:firstColumn="1" w:lastColumn="0" w:noHBand="0" w:noVBand="1"/>
-      </w:tblPr>
-      <w:tblGrid>
         <w:gridCol w:w="1700"/>
         <w:gridCol w:w="1400"/>
         <w:gridCol w:w="1500"/>
@@ -3563,6 +3660,7 @@
               <w:rPr>
                 <w:lang w:val="en-US"/>
               </w:rPr>
+              <w:t xml:space="preserve">Rafael Piedra Sanchez</w:t>
             </w:r>
             <w:r>
               <w:rPr>
@@ -3591,7 +3689,12 @@
               <w:ind/>
               <w:rPr/>
             </w:pPr>
-            <w:r/>
+            <w:r>
+              <w:rPr>
+                <w:lang w:val="en-US"/>
+              </w:rPr>
+              <w:t xml:space="preserve">Desarrollador</w:t>
+            </w:r>
             <w:r/>
           </w:p>
         </w:tc>
@@ -3608,7 +3711,13 @@
               <w:ind/>
               <w:rPr/>
             </w:pPr>
-            <w:r/>
+            <w:r>
+              <w:rPr>
+                <w:lang w:val="en-US"/>
+              </w:rPr>
+              <w:t xml:space="preserve">Ing. Sistemas computacionales
+</w:t>
+            </w:r>
             <w:r/>
           </w:p>
         </w:tc>
@@ -3625,7 +3734,36 @@
               <w:ind/>
               <w:rPr/>
             </w:pPr>
-            <w:r/>
+            <w:r>
+              <w:rPr>
+                <w:lang w:val="en-US"/>
+              </w:rPr>
+              <w:t xml:space="preserve">Programaci</w:t>
+            </w:r>
+            <w:r>
+              <w:rPr>
+                <w:lang w:val="en-US"/>
+              </w:rPr>
+              <w:t xml:space="preserve">ó</w:t>
+            </w:r>
+            <w:r>
+              <w:rPr>
+                <w:lang w:val="es-ES"/>
+              </w:rPr>
+              <w:t xml:space="preserve">n y codificaci</w:t>
+            </w:r>
+            <w:r>
+              <w:rPr>
+                <w:lang w:val="es-ES"/>
+              </w:rPr>
+              <w:t xml:space="preserve">ón del sistema</w:t>
+            </w:r>
+            <w:r>
+              <w:rPr>
+                <w:lang w:val="en-US"/>
+              </w:rPr>
+              <w:t xml:space="preserve">  </w:t>
+            </w:r>
             <w:r/>
           </w:p>
         </w:tc>
@@ -3642,7 +3780,12 @@
               <w:ind/>
               <w:rPr/>
             </w:pPr>
-            <w:r/>
+            <w:r>
+              <w:rPr>
+                <w:lang w:val="es-ES"/>
+              </w:rPr>
+              <w:t xml:space="preserve">4432358226</w:t>
+            </w:r>
             <w:r/>
           </w:p>
         </w:tc>
@@ -3659,7 +3802,12 @@
               <w:ind/>
               <w:rPr/>
             </w:pPr>
-            <w:r/>
+            <w:r>
+              <w:rPr>
+                <w:lang w:val="es-ES"/>
+              </w:rPr>
+              <w:t xml:space="preserve">Si</w:t>
+            </w:r>
             <w:r/>
           </w:p>
         </w:tc>
@@ -3681,7 +3829,12 @@
               <w:ind/>
               <w:rPr/>
             </w:pPr>
-            <w:r/>
+            <w:r>
+              <w:rPr>
+                <w:lang w:val="en-US"/>
+              </w:rPr>
+              <w:t xml:space="preserve">Jose Gael Cruz Aviles</w:t>
+            </w:r>
             <w:r/>
           </w:p>
         </w:tc>
@@ -3698,6 +3851,22 @@
               <w:ind/>
               <w:rPr/>
             </w:pPr>
+            <w:r>
+              <w:rPr>
+                <w:lang w:val="en-US"/>
+              </w:rPr>
+              <w:t xml:space="preserve">Desarrollador</w:t>
+            </w:r>
+            <w:r/>
+          </w:p>
+          <w:p>
+            <w:pPr>
+              <w:pStyle w:val="922"/>
+              <w:pBdr/>
+              <w:spacing/>
+              <w:ind/>
+              <w:rPr/>
+            </w:pPr>
             <w:r/>
             <w:r/>
           </w:p>
@@ -3715,7 +3884,22 @@
               <w:ind/>
               <w:rPr/>
             </w:pPr>
-            <w:r/>
+            <w:r>
+              <w:rPr>
+                <w:lang w:val="en-US"/>
+              </w:rPr>
+            </w:r>
+            <w:r>
+              <w:rPr>
+                <w:lang w:val="en-US"/>
+              </w:rPr>
+              <w:t xml:space="preserve">Ing. Sistemas computacionales</w:t>
+            </w:r>
+            <w:r>
+              <w:rPr>
+                <w:lang w:val="en-US"/>
+              </w:rPr>
+            </w:r>
             <w:r/>
           </w:p>
         </w:tc>
@@ -3732,6 +3916,46 @@
               <w:ind/>
               <w:rPr/>
             </w:pPr>
+            <w:r>
+              <w:rPr>
+                <w:lang w:val="en-US"/>
+              </w:rPr>
+              <w:t xml:space="preserve">Programaci</w:t>
+            </w:r>
+            <w:r>
+              <w:rPr>
+                <w:lang w:val="en-US"/>
+              </w:rPr>
+              <w:t xml:space="preserve">ó</w:t>
+            </w:r>
+            <w:r>
+              <w:rPr>
+                <w:lang w:val="es-ES"/>
+              </w:rPr>
+              <w:t xml:space="preserve">n y codificaci</w:t>
+            </w:r>
+            <w:r>
+              <w:rPr>
+                <w:lang w:val="es-ES"/>
+              </w:rPr>
+              <w:t xml:space="preserve">ón del sistema</w:t>
+            </w:r>
+            <w:r>
+              <w:rPr>
+                <w:lang w:val="en-US"/>
+              </w:rPr>
+              <w:t xml:space="preserve">  </w:t>
+            </w:r>
+            <w:r/>
+          </w:p>
+          <w:p>
+            <w:pPr>
+              <w:pStyle w:val="922"/>
+              <w:pBdr/>
+              <w:spacing/>
+              <w:ind/>
+              <w:rPr/>
+            </w:pPr>
             <w:r/>
             <w:r/>
           </w:p>
@@ -3749,7 +3973,12 @@
               <w:ind/>
               <w:rPr/>
             </w:pPr>
-            <w:r/>
+            <w:r>
+              <w:rPr>
+                <w:lang w:val="es-ES"/>
+              </w:rPr>
+              <w:t xml:space="preserve">4439309285</w:t>
+            </w:r>
             <w:r/>
           </w:p>
         </w:tc>
@@ -3766,7 +3995,12 @@
               <w:ind/>
               <w:rPr/>
             </w:pPr>
-            <w:r/>
+            <w:r>
+              <w:rPr>
+                <w:lang w:val="es-ES"/>
+              </w:rPr>
+              <w:t xml:space="preserve">Si</w:t>
+            </w:r>
             <w:r/>
           </w:p>
         </w:tc>
@@ -3788,7 +4022,12 @@
               <w:ind/>
               <w:rPr/>
             </w:pPr>
-            <w:r/>
+            <w:r>
+              <w:rPr>
+                <w:lang w:val="en-US"/>
+              </w:rPr>
+              <w:t xml:space="preserve">Jose Luis Medina Ramirez</w:t>
+            </w:r>
             <w:r/>
           </w:p>
         </w:tc>
@@ -3805,6 +4044,22 @@
               <w:ind/>
               <w:rPr/>
             </w:pPr>
+            <w:r>
+              <w:rPr>
+                <w:lang w:val="en-US"/>
+              </w:rPr>
+              <w:t xml:space="preserve">Desarrollador/ Product Owner</w:t>
+            </w:r>
+            <w:r/>
+          </w:p>
+          <w:p>
+            <w:pPr>
+              <w:pStyle w:val="922"/>
+              <w:pBdr/>
+              <w:spacing/>
+              <w:ind/>
+              <w:rPr/>
+            </w:pPr>
             <w:r/>
             <w:r/>
           </w:p>
@@ -3822,7 +4077,22 @@
               <w:ind/>
               <w:rPr/>
             </w:pPr>
-            <w:r/>
+            <w:r>
+              <w:rPr>
+                <w:lang w:val="en-US"/>
+              </w:rPr>
+            </w:r>
+            <w:r>
+              <w:rPr>
+                <w:lang w:val="en-US"/>
+              </w:rPr>
+              <w:t xml:space="preserve">Ing. Sistemas computacionales</w:t>
+            </w:r>
+            <w:r>
+              <w:rPr>
+                <w:lang w:val="en-US"/>
+              </w:rPr>
+            </w:r>
             <w:r/>
           </w:p>
         </w:tc>
@@ -3839,7 +4109,47 @@
               <w:ind/>
               <w:rPr/>
             </w:pPr>
-            <w:r/>
+            <w:r>
+              <w:rPr>
+                <w:lang w:val="es-ES"/>
+              </w:rPr>
+              <w:t xml:space="preserve">An</w:t>
+            </w:r>
+            <w:r>
+              <w:rPr>
+                <w:lang w:val="es-ES"/>
+              </w:rPr>
+              <w:t xml:space="preserve">á</w:t>
+            </w:r>
+            <w:r>
+              <w:rPr>
+                <w:lang w:val="es-ES"/>
+              </w:rPr>
+              <w:t xml:space="preserve">l</w:t>
+            </w:r>
+            <w:r>
+              <w:rPr>
+                <w:lang w:val="es-ES"/>
+              </w:rPr>
+              <w:t xml:space="preserve">isis de informaci</w:t>
+            </w:r>
+            <w:r>
+              <w:rPr>
+                <w:lang w:val="es-ES"/>
+              </w:rPr>
+              <w:t xml:space="preserve">ón y requerimientos/desarrollador</w:t>
+            </w:r>
+            <w:r>
+              <w:rPr>
+                <w:lang w:val="es-ES"/>
+              </w:rPr>
+              <w:t xml:space="preserve"> </w:t>
+            </w:r>
+            <w:r>
+              <w:rPr>
+                <w:lang w:val="es-ES"/>
+              </w:rPr>
+            </w:r>
             <w:r/>
           </w:p>
         </w:tc>
@@ -3856,7 +4166,12 @@
               <w:ind/>
               <w:rPr/>
             </w:pPr>
-            <w:r/>
+            <w:r>
+              <w:rPr>
+                <w:lang w:val="es-ES"/>
+              </w:rPr>
+              <w:t xml:space="preserve">4432267319</w:t>
+            </w:r>
             <w:r/>
           </w:p>
         </w:tc>
@@ -3873,7 +4188,12 @@
               <w:ind/>
               <w:rPr/>
             </w:pPr>
-            <w:r/>
+            <w:r>
+              <w:rPr>
+                <w:lang w:val="es-ES"/>
+              </w:rPr>
+              <w:t xml:space="preserve">Si</w:t>
+            </w:r>
             <w:r/>
           </w:p>
         </w:tc>
@@ -3895,7 +4215,12 @@
               <w:ind/>
               <w:rPr/>
             </w:pPr>
-            <w:r/>
+            <w:r>
+              <w:rPr>
+                <w:lang w:val="en-US"/>
+              </w:rPr>
+              <w:t xml:space="preserve">Carlos Daniel Gaona Gomez</w:t>
+            </w:r>
             <w:r/>
           </w:p>
         </w:tc>
@@ -3912,6 +4237,22 @@
               <w:ind/>
               <w:rPr/>
             </w:pPr>
+            <w:r>
+              <w:rPr>
+                <w:lang w:val="en-US"/>
+              </w:rPr>
+              <w:t xml:space="preserve">Desarrollador/Scrum Master</w:t>
+            </w:r>
+            <w:r/>
+          </w:p>
+          <w:p>
+            <w:pPr>
+              <w:pStyle w:val="922"/>
+              <w:pBdr/>
+              <w:spacing/>
+              <w:ind/>
+              <w:rPr/>
+            </w:pPr>
             <w:r/>
             <w:r/>
           </w:p>
@@ -3929,7 +4270,22 @@
               <w:ind/>
               <w:rPr/>
             </w:pPr>
-            <w:r/>
+            <w:r>
+              <w:rPr>
+                <w:lang w:val="en-US"/>
+              </w:rPr>
+            </w:r>
+            <w:r>
+              <w:rPr>
+                <w:lang w:val="en-US"/>
+              </w:rPr>
+              <w:t xml:space="preserve">Ing. Sistemas computacionales</w:t>
+            </w:r>
+            <w:r>
+              <w:rPr>
+                <w:lang w:val="en-US"/>
+              </w:rPr>
+            </w:r>
             <w:r/>
           </w:p>
         </w:tc>
@@ -3946,6 +4302,52 @@
               <w:ind/>
               <w:rPr/>
             </w:pPr>
+            <w:r>
+              <w:rPr>
+                <w:lang w:val="es-ES"/>
+              </w:rPr>
+              <w:t xml:space="preserve">An</w:t>
+            </w:r>
+            <w:r>
+              <w:rPr>
+                <w:lang w:val="es-ES"/>
+              </w:rPr>
+              <w:t xml:space="preserve">á</w:t>
+            </w:r>
+            <w:r>
+              <w:rPr>
+                <w:lang w:val="es-ES"/>
+              </w:rPr>
+              <w:t xml:space="preserve">l</w:t>
+            </w:r>
+            <w:r>
+              <w:rPr>
+                <w:lang w:val="es-ES"/>
+              </w:rPr>
+              <w:t xml:space="preserve">isis de informaci</w:t>
+            </w:r>
+            <w:r>
+              <w:rPr>
+                <w:lang w:val="es-ES"/>
+              </w:rPr>
+              <w:t xml:space="preserve">ón y requerimientos/ desarrollador</w:t>
+            </w:r>
+            <w:r>
+              <w:rPr>
+                <w:lang w:val="es-ES"/>
+              </w:rPr>
+              <w:t xml:space="preserve"> </w:t>
+            </w:r>
+            <w:r/>
+          </w:p>
+          <w:p>
+            <w:pPr>
+              <w:pStyle w:val="922"/>
+              <w:pBdr/>
+              <w:spacing/>
+              <w:ind/>
+              <w:rPr/>
+            </w:pPr>
             <w:r/>
             <w:r/>
           </w:p>
@@ -3963,7 +4365,12 @@
               <w:ind/>
               <w:rPr/>
             </w:pPr>
-            <w:r/>
+            <w:r>
+              <w:rPr>
+                <w:lang w:val="es-ES"/>
+              </w:rPr>
+              <w:t xml:space="preserve">4434658350</w:t>
+            </w:r>
             <w:r/>
           </w:p>
         </w:tc>
@@ -3980,52 +4387,17 @@
               <w:ind/>
               <w:rPr/>
             </w:pPr>
-            <w:r/>
+            <w:r>
+              <w:rPr>
+                <w:lang w:val="es-ES"/>
+              </w:rPr>
+              <w:t xml:space="preserve">Si</w:t>
+            </w:r>
             <w:r/>
           </w:p>
         </w:tc>
       </w:tr>
     </w:tbl>
-    <w:p>
-      <w:pPr>
-        <w:pBdr/>
-        <w:spacing w:after="60" w:before="0"/>
-        <w:ind/>
-        <w:rPr/>
-      </w:pPr>
-      <w:r/>
-      <w:r/>
-    </w:p>
-    <w:p>
-      <w:pPr>
-        <w:pBdr/>
-        <w:spacing w:after="60" w:before="0"/>
-        <w:ind/>
-        <w:rPr/>
-      </w:pPr>
-      <w:r/>
-      <w:r/>
-    </w:p>
-    <w:p>
-      <w:pPr>
-        <w:pBdr/>
-        <w:spacing w:after="60" w:before="0"/>
-        <w:ind/>
-        <w:rPr/>
-      </w:pPr>
-      <w:r/>
-      <w:r/>
-    </w:p>
-    <w:p>
-      <w:pPr>
-        <w:pBdr/>
-        <w:spacing w:after="60" w:before="0"/>
-        <w:ind/>
-        <w:rPr/>
-      </w:pPr>
-      <w:r/>
-      <w:r/>
-    </w:p>
     <w:p>
       <w:pPr>
         <w:pBdr/>
@@ -6287,13 +6659,39 @@
     </w:tbl>
     <w:p>
       <w:pPr>
-        <w:pBdr/>
-        <w:spacing w:after="60" w:before="0"/>
-        <w:ind/>
-        <w:rPr/>
-      </w:pPr>
-      <w:r/>
-      <w:r/>
+        <w:pStyle w:val="923"/>
+        <w:keepNext w:val="true"/>
+        <w:pBdr/>
+        <w:spacing/>
+        <w:ind/>
+        <w:jc w:val="left"/>
+        <w:rPr>
+          <w:sz w:val="18"/>
+          <w:szCs w:val="18"/>
+          <w:highlight w:val="none"/>
+        </w:rPr>
+      </w:pPr>
+      <w:r>
+        <w:rPr>
+          <w:sz w:val="18"/>
+          <w:szCs w:val="18"/>
+          <w:highlight w:val="none"/>
+        </w:rPr>
+      </w:r>
+      <w:r>
+        <w:rPr>
+          <w:sz w:val="18"/>
+          <w:szCs w:val="18"/>
+          <w:highlight w:val="none"/>
+        </w:rPr>
+      </w:r>
+      <w:r>
+        <w:rPr>
+          <w:sz w:val="18"/>
+          <w:szCs w:val="18"/>
+          <w:highlight w:val="none"/>
+        </w:rPr>
+      </w:r>
     </w:p>
     <w:p>
       <w:pPr>
@@ -6302,7 +6700,11 @@
         <w:pBdr/>
         <w:spacing/>
         <w:ind/>
-        <w:rPr/>
+        <w:rPr>
+          <w:sz w:val="18"/>
+          <w:szCs w:val="18"/>
+          <w:highlight w:val="none"/>
+        </w:rPr>
       </w:pPr>
       <w:r>
         <w:rPr>
@@ -6321,7 +6723,13 @@
         </w:rPr>
         <w:t xml:space="preserve">Acrónimos y abreviaturas.</w:t>
       </w:r>
-      <w:r/>
+      <w:r>
+        <w:rPr>
+          <w:sz w:val="18"/>
+          <w:szCs w:val="18"/>
+          <w:highlight w:val="none"/>
+        </w:rPr>
+      </w:r>
     </w:p>
     <w:tbl>
       <w:tblPr>
@@ -7614,41 +8022,13 @@
     </w:p>
     <w:p>
       <w:pPr>
-        <w:pBdr/>
-        <w:spacing w:after="60" w:before="0"/>
-        <w:ind/>
-        <w:rPr/>
-      </w:pPr>
-      <w:r/>
-      <w:r/>
-    </w:p>
-    <w:p>
-      <w:pPr>
-        <w:pBdr/>
-        <w:spacing w:after="60" w:before="0"/>
-        <w:ind/>
-        <w:rPr/>
-      </w:pPr>
-      <w:r/>
-      <w:r/>
-    </w:p>
-    <w:p>
-      <w:pPr>
-        <w:pBdr/>
-        <w:spacing w:after="60" w:before="0"/>
-        <w:ind/>
-        <w:rPr/>
-      </w:pPr>
-      <w:r/>
-      <w:r/>
-    </w:p>
-    <w:p>
-      <w:pPr>
         <w:pStyle w:val="916"/>
         <w:pBdr/>
         <w:spacing/>
         <w:ind/>
-        <w:rPr/>
+        <w:rPr>
+          <w:highlight w:val="none"/>
+        </w:rPr>
       </w:pPr>
       <w:r/>
       <w:bookmarkStart w:id="6" w:name="_Toc100006"/>
@@ -7657,7 +8037,11 @@
       </w:r>
       <w:bookmarkEnd w:id="6"/>
       <w:r/>
-      <w:r/>
+      <w:r>
+        <w:rPr>
+          <w:highlight w:val="none"/>
+        </w:rPr>
+      </w:r>
     </w:p>
     <w:p>
       <w:pPr>
@@ -10017,46 +10401,48 @@
         <w:rPr/>
       </w:pPr>
       <w:r>
-        <w:t xml:space="preserve">Las áreas funcionales del Sistema, su alcance y su prioridad para la primera versión se detallan en la Tabla 2 (sección 1.2).</w:t>
+        <w:t xml:space="preserve">El ERS especifica el Sistema c</w:t>
+      </w:r>
+      <w:r>
+        <w:t xml:space="preserve">ompleto y prioriza lo que cabe en la primera versión, de 10 semanas. La Tabla 2 agrupa las funciones en áreas funcionales (AF), que se detallarán como requisitos en versiones posteriores. La prioridad usa MoSCoW (Must, Should, Could) y es una </w:t>
+      </w:r>
+      <w:r>
+        <w:rPr>
+          <w:b/>
+          <w:bCs/>
+        </w:rPr>
+        <w:t xml:space="preserve">propuesta</w:t>
+      </w:r>
+      <w:r>
+        <w:t xml:space="preserve"> basada en el plan sugerido del documento base.</w:t>
       </w:r>
       <w:r/>
     </w:p>
     <w:p>
       <w:pPr>
-        <w:pBdr/>
-        <w:spacing w:after="60" w:before="0"/>
+        <w:pStyle w:val="923"/>
+        <w:keepNext w:val="true"/>
+        <w:pBdr/>
+        <w:spacing/>
         <w:ind/>
         <w:rPr/>
       </w:pPr>
-      <w:r/>
-      <w:r/>
-    </w:p>
-    <w:p>
-      <w:pPr>
-        <w:pStyle w:val="916"/>
-        <w:pBdr/>
-        <w:spacing/>
-        <w:ind/>
-        <w:rPr/>
-      </w:pPr>
-      <w:r/>
-      <w:bookmarkStart w:id="10" w:name="_Toc100010"/>
       <w:r>
-        <w:t xml:space="preserve">2.3 Características de los usuarios</w:t>
+        <w:rPr>
+          <w:b/>
+          <w:bCs/>
+          <w:color w:val="241a61"/>
+          <w:sz w:val="18"/>
+          <w:szCs w:val="18"/>
+        </w:rPr>
+        <w:t xml:space="preserve">Tabla 2. </w:t>
       </w:r>
-      <w:bookmarkEnd w:id="10"/>
-      <w:r/>
-      <w:r/>
-    </w:p>
-    <w:p>
-      <w:pPr>
-        <w:pBdr/>
-        <w:spacing/>
-        <w:ind/>
-        <w:rPr/>
-      </w:pPr>
       <w:r>
-        <w:t xml:space="preserve">El sistema implementa un Control de Acceso Basado en Roles (RBAC), separando estrictamente las funciones operativas de las funciones de aprobación y consulta. </w:t>
+        <w:rPr>
+          <w:sz w:val="18"/>
+          <w:szCs w:val="18"/>
+        </w:rPr>
+        <w:t xml:space="preserve">Áreas funcionales y prioridad propuesta para la primera versión.</w:t>
       </w:r>
       <w:r/>
     </w:p>
@@ -10081,6 +10467,1322 @@
         <w:tblLook w:val="04A0" w:firstRow="1" w:lastRow="0" w:firstColumn="1" w:lastColumn="0" w:noHBand="0" w:noVBand="1"/>
       </w:tblPr>
       <w:tblGrid>
+        <w:gridCol w:w="800"/>
+        <w:gridCol w:w="2300"/>
+        <w:gridCol w:w="4904"/>
+        <w:gridCol w:w="1400"/>
+      </w:tblGrid>
+      <w:tr>
+        <w:trPr>
+          <w:cantSplit/>
+          <w:tblHeader/>
+        </w:trPr>
+        <w:tc>
+          <w:tcPr>
+            <w:shd w:val="clear" w:color="ffffff" w:fill="241a61"/>
+            <w:tcBorders/>
+            <w:tcW w:w="800" w:type="dxa"/>
+          </w:tcPr>
+          <w:p>
+            <w:pPr>
+              <w:pStyle w:val="922"/>
+              <w:pBdr/>
+              <w:spacing/>
+              <w:ind/>
+              <w:rPr/>
+            </w:pPr>
+            <w:r>
+              <w:rPr>
+                <w:b/>
+                <w:bCs/>
+                <w:color w:val="ffffff"/>
+              </w:rPr>
+              <w:t xml:space="preserve">ID</w:t>
+            </w:r>
+            <w:r/>
+          </w:p>
+        </w:tc>
+        <w:tc>
+          <w:tcPr>
+            <w:shd w:val="clear" w:color="ffffff" w:fill="241a61"/>
+            <w:tcBorders/>
+            <w:tcW w:w="2300" w:type="dxa"/>
+          </w:tcPr>
+          <w:p>
+            <w:pPr>
+              <w:pStyle w:val="922"/>
+              <w:pBdr/>
+              <w:spacing/>
+              <w:ind/>
+              <w:rPr/>
+            </w:pPr>
+            <w:r>
+              <w:rPr>
+                <w:b/>
+                <w:bCs/>
+                <w:color w:val="ffffff"/>
+              </w:rPr>
+              <w:t xml:space="preserve">Área funcional</w:t>
+            </w:r>
+            <w:r/>
+          </w:p>
+        </w:tc>
+        <w:tc>
+          <w:tcPr>
+            <w:shd w:val="clear" w:color="ffffff" w:fill="241a61"/>
+            <w:tcBorders/>
+            <w:tcW w:w="4904" w:type="dxa"/>
+          </w:tcPr>
+          <w:p>
+            <w:pPr>
+              <w:pStyle w:val="922"/>
+              <w:pBdr/>
+              <w:spacing/>
+              <w:ind/>
+              <w:rPr/>
+            </w:pPr>
+            <w:r>
+              <w:rPr>
+                <w:b/>
+                <w:bCs/>
+                <w:color w:val="ffffff"/>
+              </w:rPr>
+              <w:t xml:space="preserve">Alcance resumido</w:t>
+            </w:r>
+            <w:r/>
+          </w:p>
+        </w:tc>
+        <w:tc>
+          <w:tcPr>
+            <w:shd w:val="clear" w:color="ffffff" w:fill="241a61"/>
+            <w:tcBorders/>
+            <w:tcW w:w="1400" w:type="dxa"/>
+          </w:tcPr>
+          <w:p>
+            <w:pPr>
+              <w:pStyle w:val="922"/>
+              <w:pBdr/>
+              <w:spacing/>
+              <w:ind/>
+              <w:rPr/>
+            </w:pPr>
+            <w:r>
+              <w:rPr>
+                <w:b/>
+                <w:bCs/>
+                <w:color w:val="ffffff"/>
+              </w:rPr>
+              <w:t xml:space="preserve">Prioridad</w:t>
+            </w:r>
+            <w:r/>
+          </w:p>
+        </w:tc>
+      </w:tr>
+      <w:tr>
+        <w:trPr>
+          <w:cantSplit/>
+        </w:trPr>
+        <w:tc>
+          <w:tcPr>
+            <w:tcBorders/>
+            <w:tcW w:w="800" w:type="dxa"/>
+          </w:tcPr>
+          <w:p>
+            <w:pPr>
+              <w:pStyle w:val="922"/>
+              <w:pBdr/>
+              <w:spacing/>
+              <w:ind/>
+              <w:rPr/>
+            </w:pPr>
+            <w:r>
+              <w:t xml:space="preserve">AF-01</w:t>
+            </w:r>
+            <w:r/>
+          </w:p>
+        </w:tc>
+        <w:tc>
+          <w:tcPr>
+            <w:tcBorders/>
+            <w:tcW w:w="2300" w:type="dxa"/>
+          </w:tcPr>
+          <w:p>
+            <w:pPr>
+              <w:pStyle w:val="922"/>
+              <w:pBdr/>
+              <w:spacing/>
+              <w:ind/>
+              <w:rPr/>
+            </w:pPr>
+            <w:r>
+              <w:t xml:space="preserve">Organización, usuarios y permisos</w:t>
+            </w:r>
+            <w:r/>
+          </w:p>
+        </w:tc>
+        <w:tc>
+          <w:tcPr>
+            <w:tcBorders/>
+            <w:tcW w:w="4904" w:type="dxa"/>
+          </w:tcPr>
+          <w:p>
+            <w:pPr>
+              <w:pStyle w:val="922"/>
+              <w:pBdr/>
+              <w:spacing/>
+              <w:ind/>
+              <w:rPr/>
+            </w:pPr>
+            <w:r>
+              <w:t xml:space="preserve">Cuentas y permisos por rol (RBAC) para la Liga, clubes, árbitros y jugadores; bitácora de auditoría inmutable; consulta pública sin cuenta.</w:t>
+            </w:r>
+            <w:r/>
+          </w:p>
+        </w:tc>
+        <w:tc>
+          <w:tcPr>
+            <w:tcBorders/>
+            <w:tcW w:w="1400" w:type="dxa"/>
+          </w:tcPr>
+          <w:p>
+            <w:pPr>
+              <w:pStyle w:val="922"/>
+              <w:pBdr/>
+              <w:spacing/>
+              <w:ind/>
+              <w:rPr/>
+            </w:pPr>
+            <w:r>
+              <w:t xml:space="preserve">Must</w:t>
+            </w:r>
+            <w:r/>
+          </w:p>
+        </w:tc>
+      </w:tr>
+      <w:tr>
+        <w:trPr>
+          <w:cantSplit/>
+        </w:trPr>
+        <w:tc>
+          <w:tcPr>
+            <w:tcBorders/>
+            <w:tcW w:w="800" w:type="dxa"/>
+          </w:tcPr>
+          <w:p>
+            <w:pPr>
+              <w:pStyle w:val="922"/>
+              <w:pBdr/>
+              <w:spacing/>
+              <w:ind/>
+              <w:rPr/>
+            </w:pPr>
+            <w:r>
+              <w:t xml:space="preserve">AF-02</w:t>
+            </w:r>
+            <w:r/>
+          </w:p>
+        </w:tc>
+        <w:tc>
+          <w:tcPr>
+            <w:tcBorders/>
+            <w:tcW w:w="2300" w:type="dxa"/>
+          </w:tcPr>
+          <w:p>
+            <w:pPr>
+              <w:pStyle w:val="922"/>
+              <w:pBdr/>
+              <w:spacing/>
+              <w:ind/>
+              <w:rPr/>
+            </w:pPr>
+            <w:r>
+              <w:t xml:space="preserve">Temporadas, torneos y categorías</w:t>
+            </w:r>
+            <w:r/>
+          </w:p>
+        </w:tc>
+        <w:tc>
+          <w:tcPr>
+            <w:tcBorders/>
+            <w:tcW w:w="4904" w:type="dxa"/>
+          </w:tcPr>
+          <w:p>
+            <w:pPr>
+              <w:pStyle w:val="922"/>
+              <w:pBdr/>
+              <w:spacing/>
+              <w:ind/>
+              <w:rPr/>
+            </w:pPr>
+            <w:r>
+              <w:t xml:space="preserve">Temporada anual con convocatorias versionadas; torneos (liga, copa, liguilla, campeón de campeones, goleo y especiales); ramas (libre, veteranos, infantil y femenil), categorías y grupos según la convocatoria.</w:t>
+            </w:r>
+            <w:r/>
+          </w:p>
+        </w:tc>
+        <w:tc>
+          <w:tcPr>
+            <w:tcBorders/>
+            <w:tcW w:w="1400" w:type="dxa"/>
+          </w:tcPr>
+          <w:p>
+            <w:pPr>
+              <w:pStyle w:val="922"/>
+              <w:pBdr/>
+              <w:spacing/>
+              <w:ind/>
+              <w:rPr/>
+            </w:pPr>
+            <w:r>
+              <w:t xml:space="preserve">Must (copa y torneos especiales: Could)</w:t>
+            </w:r>
+            <w:r/>
+          </w:p>
+        </w:tc>
+      </w:tr>
+      <w:tr>
+        <w:trPr>
+          <w:cantSplit/>
+        </w:trPr>
+        <w:tc>
+          <w:tcPr>
+            <w:tcBorders/>
+            <w:tcW w:w="800" w:type="dxa"/>
+          </w:tcPr>
+          <w:p>
+            <w:pPr>
+              <w:pStyle w:val="922"/>
+              <w:pBdr/>
+              <w:spacing/>
+              <w:ind/>
+              <w:rPr/>
+            </w:pPr>
+            <w:r>
+              <w:t xml:space="preserve">AF-03</w:t>
+            </w:r>
+            <w:r/>
+          </w:p>
+        </w:tc>
+        <w:tc>
+          <w:tcPr>
+            <w:tcBorders/>
+            <w:tcW w:w="2300" w:type="dxa"/>
+          </w:tcPr>
+          <w:p>
+            <w:pPr>
+              <w:pStyle w:val="922"/>
+              <w:pBdr/>
+              <w:spacing/>
+              <w:ind/>
+              <w:rPr/>
+            </w:pPr>
+            <w:r>
+              <w:t xml:space="preserve">Clubes, equipos y personas</w:t>
+            </w:r>
+            <w:r/>
+          </w:p>
+        </w:tc>
+        <w:tc>
+          <w:tcPr>
+            <w:tcBorders/>
+            <w:tcW w:w="4904" w:type="dxa"/>
+          </w:tcPr>
+          <w:p>
+            <w:pPr>
+              <w:pStyle w:val="922"/>
+              <w:pBdr/>
+              <w:spacing/>
+              <w:ind/>
+              <w:rPr/>
+            </w:pPr>
+            <w:r>
+              <w:t xml:space="preserve">Clubes, franquicias y equipos; afiliación con tarjetón digital y directiva; registro de jugadores, delegados y árbitros con validación de identidad (INE, CURP); credenciales; reglas de plantilla y reinicio del historial por venta de franquicia.</w:t>
+            </w:r>
+            <w:r/>
+          </w:p>
+        </w:tc>
+        <w:tc>
+          <w:tcPr>
+            <w:tcBorders/>
+            <w:tcW w:w="1400" w:type="dxa"/>
+          </w:tcPr>
+          <w:p>
+            <w:pPr>
+              <w:pStyle w:val="922"/>
+              <w:pBdr/>
+              <w:spacing/>
+              <w:ind/>
+              <w:rPr/>
+            </w:pPr>
+            <w:r>
+              <w:t xml:space="preserve">Must</w:t>
+            </w:r>
+            <w:r/>
+          </w:p>
+        </w:tc>
+      </w:tr>
+      <w:tr>
+        <w:trPr>
+          <w:cantSplit/>
+        </w:trPr>
+        <w:tc>
+          <w:tcPr>
+            <w:tcBorders/>
+            <w:tcW w:w="800" w:type="dxa"/>
+          </w:tcPr>
+          <w:p>
+            <w:pPr>
+              <w:pStyle w:val="922"/>
+              <w:pBdr/>
+              <w:spacing/>
+              <w:ind/>
+              <w:rPr/>
+            </w:pPr>
+            <w:r>
+              <w:t xml:space="preserve">AF-04</w:t>
+            </w:r>
+            <w:r/>
+          </w:p>
+        </w:tc>
+        <w:tc>
+          <w:tcPr>
+            <w:tcBorders/>
+            <w:tcW w:w="2300" w:type="dxa"/>
+          </w:tcPr>
+          <w:p>
+            <w:pPr>
+              <w:pStyle w:val="922"/>
+              <w:pBdr/>
+              <w:spacing/>
+              <w:ind/>
+              <w:rPr/>
+            </w:pPr>
+            <w:r>
+              <w:t xml:space="preserve">Canchas y sedes</w:t>
+            </w:r>
+            <w:r/>
+          </w:p>
+        </w:tc>
+        <w:tc>
+          <w:tcPr>
+            <w:tcBorders/>
+            <w:tcW w:w="4904" w:type="dxa"/>
+          </w:tcPr>
+          <w:p>
+            <w:pPr>
+              <w:pStyle w:val="922"/>
+              <w:pBdr/>
+              <w:spacing/>
+              <w:ind/>
+              <w:rPr/>
+            </w:pPr>
+            <w:r>
+              <w:t xml:space="preserve">Catálogo de canchas (alrededor de 40 en la Unidad Deportiva Cuauhtémoc, más campos particulares), disponibilidad, bloqueos (por ejemplo, por lluvia) y préstamos de cancha.</w:t>
+            </w:r>
+            <w:r/>
+          </w:p>
+        </w:tc>
+        <w:tc>
+          <w:tcPr>
+            <w:tcBorders/>
+            <w:tcW w:w="1400" w:type="dxa"/>
+          </w:tcPr>
+          <w:p>
+            <w:pPr>
+              <w:pStyle w:val="922"/>
+              <w:pBdr/>
+              <w:spacing/>
+              <w:ind/>
+              <w:rPr/>
+            </w:pPr>
+            <w:r>
+              <w:t xml:space="preserve">Must</w:t>
+            </w:r>
+            <w:r/>
+          </w:p>
+        </w:tc>
+      </w:tr>
+      <w:tr>
+        <w:trPr>
+          <w:cantSplit/>
+        </w:trPr>
+        <w:tc>
+          <w:tcPr>
+            <w:tcBorders/>
+            <w:tcW w:w="800" w:type="dxa"/>
+          </w:tcPr>
+          <w:p>
+            <w:pPr>
+              <w:pStyle w:val="922"/>
+              <w:pBdr/>
+              <w:spacing/>
+              <w:ind/>
+              <w:rPr/>
+            </w:pPr>
+            <w:r>
+              <w:t xml:space="preserve">AF-05</w:t>
+            </w:r>
+            <w:r/>
+          </w:p>
+        </w:tc>
+        <w:tc>
+          <w:tcPr>
+            <w:tcBorders/>
+            <w:tcW w:w="2300" w:type="dxa"/>
+          </w:tcPr>
+          <w:p>
+            <w:pPr>
+              <w:pStyle w:val="922"/>
+              <w:pBdr/>
+              <w:spacing/>
+              <w:ind/>
+              <w:rPr/>
+            </w:pPr>
+            <w:r>
+              <w:t xml:space="preserve">Programación de partidos</w:t>
+            </w:r>
+            <w:r/>
+          </w:p>
+        </w:tc>
+        <w:tc>
+          <w:tcPr>
+            <w:tcBorders/>
+            <w:tcW w:w="4904" w:type="dxa"/>
+          </w:tcPr>
+          <w:p>
+            <w:pPr>
+              <w:pStyle w:val="922"/>
+              <w:pBdr/>
+              <w:spacing/>
+              <w:ind/>
+              <w:rPr/>
+            </w:pPr>
+            <w:r>
+              <w:t xml:space="preserve">Elaboración, ajuste y publicación del rol de juegos por jornada; descansos; reprogramaciones autorizadas; estados del partido; detección de conflictos.</w:t>
+            </w:r>
+            <w:r/>
+          </w:p>
+        </w:tc>
+        <w:tc>
+          <w:tcPr>
+            <w:tcBorders/>
+            <w:tcW w:w="1400" w:type="dxa"/>
+          </w:tcPr>
+          <w:p>
+            <w:pPr>
+              <w:pStyle w:val="922"/>
+              <w:pBdr/>
+              <w:spacing/>
+              <w:ind/>
+              <w:rPr/>
+            </w:pPr>
+            <w:r>
+              <w:t xml:space="preserve">Must</w:t>
+            </w:r>
+            <w:r/>
+          </w:p>
+        </w:tc>
+      </w:tr>
+      <w:tr>
+        <w:trPr>
+          <w:cantSplit/>
+        </w:trPr>
+        <w:tc>
+          <w:tcPr>
+            <w:tcBorders/>
+            <w:tcW w:w="800" w:type="dxa"/>
+          </w:tcPr>
+          <w:p>
+            <w:pPr>
+              <w:pStyle w:val="922"/>
+              <w:pBdr/>
+              <w:spacing/>
+              <w:ind/>
+              <w:rPr/>
+            </w:pPr>
+            <w:r>
+              <w:t xml:space="preserve">AF-06</w:t>
+            </w:r>
+            <w:r/>
+          </w:p>
+        </w:tc>
+        <w:tc>
+          <w:tcPr>
+            <w:tcBorders/>
+            <w:tcW w:w="2300" w:type="dxa"/>
+          </w:tcPr>
+          <w:p>
+            <w:pPr>
+              <w:pStyle w:val="922"/>
+              <w:pBdr/>
+              <w:spacing/>
+              <w:ind/>
+              <w:rPr/>
+            </w:pPr>
+            <w:r>
+              <w:t xml:space="preserve">Generación automática de la programación</w:t>
+            </w:r>
+            <w:r/>
+          </w:p>
+        </w:tc>
+        <w:tc>
+          <w:tcPr>
+            <w:tcBorders/>
+            <w:tcW w:w="4904" w:type="dxa"/>
+          </w:tcPr>
+          <w:p>
+            <w:pPr>
+              <w:pStyle w:val="922"/>
+              <w:pBdr/>
+              <w:spacing/>
+              <w:ind/>
+              <w:rPr/>
+            </w:pPr>
+            <w:r>
+              <w:t xml:space="preserve">Propuesta automática de enfrentamientos, horarios y canchas que respeta restricciones duras (solapamientos, sanciones) y blandas (preferencias horarias), con ajuste manual.</w:t>
+            </w:r>
+            <w:r/>
+          </w:p>
+        </w:tc>
+        <w:tc>
+          <w:tcPr>
+            <w:tcBorders/>
+            <w:tcW w:w="1400" w:type="dxa"/>
+          </w:tcPr>
+          <w:p>
+            <w:pPr>
+              <w:pStyle w:val="922"/>
+              <w:pBdr/>
+              <w:spacing/>
+              <w:ind/>
+              <w:rPr/>
+            </w:pPr>
+            <w:r>
+              <w:t xml:space="preserve">Should</w:t>
+            </w:r>
+            <w:r/>
+          </w:p>
+        </w:tc>
+      </w:tr>
+      <w:tr>
+        <w:trPr>
+          <w:cantSplit/>
+        </w:trPr>
+        <w:tc>
+          <w:tcPr>
+            <w:tcBorders/>
+            <w:tcW w:w="800" w:type="dxa"/>
+          </w:tcPr>
+          <w:p>
+            <w:pPr>
+              <w:pStyle w:val="922"/>
+              <w:pBdr/>
+              <w:spacing/>
+              <w:ind/>
+              <w:rPr/>
+            </w:pPr>
+            <w:r>
+              <w:t xml:space="preserve">AF-07</w:t>
+            </w:r>
+            <w:r/>
+          </w:p>
+        </w:tc>
+        <w:tc>
+          <w:tcPr>
+            <w:tcBorders/>
+            <w:tcW w:w="2300" w:type="dxa"/>
+          </w:tcPr>
+          <w:p>
+            <w:pPr>
+              <w:pStyle w:val="922"/>
+              <w:pBdr/>
+              <w:spacing/>
+              <w:ind/>
+              <w:rPr/>
+            </w:pPr>
+            <w:r>
+              <w:t xml:space="preserve">Partidos, cédulas y estadísticas</w:t>
+            </w:r>
+            <w:r/>
+          </w:p>
+        </w:tc>
+        <w:tc>
+          <w:tcPr>
+            <w:tcBorders/>
+            <w:tcW w:w="4904" w:type="dxa"/>
+          </w:tcPr>
+          <w:p>
+            <w:pPr>
+              <w:pStyle w:val="922"/>
+              <w:pBdr/>
+              <w:spacing/>
+              <w:ind/>
+              <w:rPr/>
+            </w:pPr>
+            <w:r>
+              <w:t xml:space="preserve">Validación de jugadores en campo; cédula digital (goles, amonestaciones, expulsiones y firmas); resultados (incluidos los resultados por default); tablas, goleo y estadísticas.</w:t>
+            </w:r>
+            <w:r/>
+          </w:p>
+        </w:tc>
+        <w:tc>
+          <w:tcPr>
+            <w:tcBorders/>
+            <w:tcW w:w="1400" w:type="dxa"/>
+          </w:tcPr>
+          <w:p>
+            <w:pPr>
+              <w:pStyle w:val="922"/>
+              <w:pBdr/>
+              <w:spacing/>
+              <w:ind/>
+              <w:rPr/>
+            </w:pPr>
+            <w:r>
+              <w:t xml:space="preserve">Must</w:t>
+            </w:r>
+            <w:r/>
+          </w:p>
+        </w:tc>
+      </w:tr>
+      <w:tr>
+        <w:trPr>
+          <w:cantSplit/>
+        </w:trPr>
+        <w:tc>
+          <w:tcPr>
+            <w:tcBorders/>
+            <w:tcW w:w="800" w:type="dxa"/>
+          </w:tcPr>
+          <w:p>
+            <w:pPr>
+              <w:pStyle w:val="922"/>
+              <w:pBdr/>
+              <w:spacing/>
+              <w:ind/>
+              <w:rPr/>
+            </w:pPr>
+            <w:r>
+              <w:t xml:space="preserve">AF-08</w:t>
+            </w:r>
+            <w:r/>
+          </w:p>
+        </w:tc>
+        <w:tc>
+          <w:tcPr>
+            <w:tcBorders/>
+            <w:tcW w:w="2300" w:type="dxa"/>
+          </w:tcPr>
+          <w:p>
+            <w:pPr>
+              <w:pStyle w:val="922"/>
+              <w:pBdr/>
+              <w:spacing/>
+              <w:ind/>
+              <w:rPr/>
+            </w:pPr>
+            <w:r>
+              <w:t xml:space="preserve">Disciplina</w:t>
+            </w:r>
+            <w:r/>
+          </w:p>
+        </w:tc>
+        <w:tc>
+          <w:tcPr>
+            <w:tcBorders/>
+            <w:tcW w:w="4904" w:type="dxa"/>
+          </w:tcPr>
+          <w:p>
+            <w:pPr>
+              <w:pStyle w:val="922"/>
+              <w:pBdr/>
+              <w:spacing/>
+              <w:ind/>
+              <w:rPr/>
+            </w:pPr>
+            <w:r>
+              <w:t xml:space="preserve">Incidencias, catálogo de infracciones y artículos, expedientes y dictamen de la Comisión Disciplinaria (Tribunal de Penas), suspensiones, boletín de castigados, baja por acumulación de defaults, inconformidades y recursos.</w:t>
+            </w:r>
+            <w:r/>
+          </w:p>
+        </w:tc>
+        <w:tc>
+          <w:tcPr>
+            <w:tcBorders/>
+            <w:tcW w:w="1400" w:type="dxa"/>
+          </w:tcPr>
+          <w:p>
+            <w:pPr>
+              <w:pStyle w:val="922"/>
+              <w:pBdr/>
+              <w:spacing/>
+              <w:ind/>
+              <w:rPr/>
+            </w:pPr>
+            <w:r>
+              <w:t xml:space="preserve">Must (inconformidades y recursos: Could)</w:t>
+            </w:r>
+            <w:r/>
+          </w:p>
+        </w:tc>
+      </w:tr>
+      <w:tr>
+        <w:trPr>
+          <w:cantSplit/>
+        </w:trPr>
+        <w:tc>
+          <w:tcPr>
+            <w:tcBorders/>
+            <w:tcW w:w="800" w:type="dxa"/>
+          </w:tcPr>
+          <w:p>
+            <w:pPr>
+              <w:pStyle w:val="922"/>
+              <w:pBdr/>
+              <w:spacing/>
+              <w:ind/>
+              <w:rPr/>
+            </w:pPr>
+            <w:r>
+              <w:t xml:space="preserve">AF-09</w:t>
+            </w:r>
+            <w:r/>
+          </w:p>
+        </w:tc>
+        <w:tc>
+          <w:tcPr>
+            <w:tcBorders/>
+            <w:tcW w:w="2300" w:type="dxa"/>
+          </w:tcPr>
+          <w:p>
+            <w:pPr>
+              <w:pStyle w:val="922"/>
+              <w:pBdr/>
+              <w:spacing/>
+              <w:ind/>
+              <w:rPr/>
+            </w:pPr>
+            <w:r>
+              <w:t xml:space="preserve">Fases finales</w:t>
+            </w:r>
+            <w:r/>
+          </w:p>
+        </w:tc>
+        <w:tc>
+          <w:tcPr>
+            <w:tcBorders/>
+            <w:tcW w:w="4904" w:type="dxa"/>
+          </w:tcPr>
+          <w:p>
+            <w:pPr>
+              <w:pStyle w:val="922"/>
+              <w:pBdr/>
+              <w:spacing/>
+              <w:ind/>
+              <w:rPr/>
+            </w:pPr>
+            <w:r>
+              <w:t xml:space="preserve">Clasificación y llaves de liguilla, liguilla de consolación (campeón alterno), campeón de campeones, ascensos y descensos.</w:t>
+            </w:r>
+            <w:r/>
+          </w:p>
+        </w:tc>
+        <w:tc>
+          <w:tcPr>
+            <w:tcBorders/>
+            <w:tcW w:w="1400" w:type="dxa"/>
+          </w:tcPr>
+          <w:p>
+            <w:pPr>
+              <w:pStyle w:val="922"/>
+              <w:pBdr/>
+              <w:spacing/>
+              <w:ind/>
+              <w:rPr/>
+            </w:pPr>
+            <w:r>
+              <w:t xml:space="preserve">Could</w:t>
+            </w:r>
+            <w:r/>
+          </w:p>
+        </w:tc>
+      </w:tr>
+      <w:tr>
+        <w:trPr>
+          <w:cantSplit/>
+        </w:trPr>
+        <w:tc>
+          <w:tcPr>
+            <w:tcBorders/>
+            <w:tcW w:w="800" w:type="dxa"/>
+          </w:tcPr>
+          <w:p>
+            <w:pPr>
+              <w:pStyle w:val="922"/>
+              <w:pBdr/>
+              <w:spacing/>
+              <w:ind/>
+              <w:rPr/>
+            </w:pPr>
+            <w:r>
+              <w:t xml:space="preserve">AF-10</w:t>
+            </w:r>
+            <w:r/>
+          </w:p>
+        </w:tc>
+        <w:tc>
+          <w:tcPr>
+            <w:tcBorders/>
+            <w:tcW w:w="2300" w:type="dxa"/>
+          </w:tcPr>
+          <w:p>
+            <w:pPr>
+              <w:pStyle w:val="922"/>
+              <w:pBdr/>
+              <w:spacing/>
+              <w:ind/>
+              <w:rPr/>
+            </w:pPr>
+            <w:r>
+              <w:t xml:space="preserve">Gestión económica</w:t>
+            </w:r>
+            <w:r/>
+          </w:p>
+        </w:tc>
+        <w:tc>
+          <w:tcPr>
+            <w:tcBorders/>
+            <w:tcW w:w="4904" w:type="dxa"/>
+          </w:tcPr>
+          <w:p>
+            <w:pPr>
+              <w:pStyle w:val="922"/>
+              <w:pBdr/>
+              <w:spacing/>
+              <w:ind/>
+              <w:rPr/>
+            </w:pPr>
+            <w:r>
+              <w:t xml:space="preserve">Cuotas de inscripción por categoría, registros de jugadores ($40.00), arbitrajes ($125.00), cal, mantenimiento, aportaciones y trofeos por club.</w:t>
+            </w:r>
+            <w:r/>
+          </w:p>
+        </w:tc>
+        <w:tc>
+          <w:tcPr>
+            <w:tcBorders/>
+            <w:tcW w:w="1400" w:type="dxa"/>
+          </w:tcPr>
+          <w:p>
+            <w:pPr>
+              <w:pStyle w:val="922"/>
+              <w:pBdr/>
+              <w:spacing/>
+              <w:ind/>
+              <w:rPr/>
+            </w:pPr>
+            <w:r>
+              <w:t xml:space="preserve">Should</w:t>
+            </w:r>
+            <w:r/>
+          </w:p>
+        </w:tc>
+      </w:tr>
+      <w:tr>
+        <w:trPr>
+          <w:cantSplit/>
+        </w:trPr>
+        <w:tc>
+          <w:tcPr>
+            <w:tcBorders/>
+            <w:tcW w:w="800" w:type="dxa"/>
+          </w:tcPr>
+          <w:p>
+            <w:pPr>
+              <w:pStyle w:val="922"/>
+              <w:pBdr/>
+              <w:spacing/>
+              <w:ind/>
+              <w:rPr/>
+            </w:pPr>
+            <w:r>
+              <w:t xml:space="preserve">AF-11</w:t>
+            </w:r>
+            <w:r/>
+          </w:p>
+        </w:tc>
+        <w:tc>
+          <w:tcPr>
+            <w:tcBorders/>
+            <w:tcW w:w="2300" w:type="dxa"/>
+          </w:tcPr>
+          <w:p>
+            <w:pPr>
+              <w:pStyle w:val="922"/>
+              <w:pBdr/>
+              <w:spacing/>
+              <w:ind/>
+              <w:rPr/>
+            </w:pPr>
+            <w:r>
+              <w:t xml:space="preserve">Portal público</w:t>
+            </w:r>
+            <w:r/>
+          </w:p>
+        </w:tc>
+        <w:tc>
+          <w:tcPr>
+            <w:tcBorders/>
+            <w:tcW w:w="4904" w:type="dxa"/>
+          </w:tcPr>
+          <w:p>
+            <w:pPr>
+              <w:pStyle w:val="922"/>
+              <w:pBdr/>
+              <w:spacing/>
+              <w:ind/>
+              <w:rPr/>
+            </w:pPr>
+            <w:r>
+              <w:t xml:space="preserve">Programación, resultados, tablas, goleo, castigados y comunicados en modo de solo lectura; búsqueda por fecha, categoría y equipo.</w:t>
+            </w:r>
+            <w:r/>
+          </w:p>
+        </w:tc>
+        <w:tc>
+          <w:tcPr>
+            <w:tcBorders/>
+            <w:tcW w:w="1400" w:type="dxa"/>
+          </w:tcPr>
+          <w:p>
+            <w:pPr>
+              <w:pStyle w:val="922"/>
+              <w:pBdr/>
+              <w:spacing/>
+              <w:ind/>
+              <w:rPr/>
+            </w:pPr>
+            <w:r>
+              <w:t xml:space="preserve">Must</w:t>
+            </w:r>
+            <w:r/>
+          </w:p>
+        </w:tc>
+      </w:tr>
+      <w:tr>
+        <w:trPr>
+          <w:cantSplit/>
+        </w:trPr>
+        <w:tc>
+          <w:tcPr>
+            <w:tcBorders/>
+            <w:tcW w:w="800" w:type="dxa"/>
+          </w:tcPr>
+          <w:p>
+            <w:pPr>
+              <w:pStyle w:val="922"/>
+              <w:pBdr/>
+              <w:spacing/>
+              <w:ind/>
+              <w:rPr/>
+            </w:pPr>
+            <w:r>
+              <w:t xml:space="preserve">AF-12</w:t>
+            </w:r>
+            <w:r/>
+          </w:p>
+        </w:tc>
+        <w:tc>
+          <w:tcPr>
+            <w:tcBorders/>
+            <w:tcW w:w="2300" w:type="dxa"/>
+          </w:tcPr>
+          <w:p>
+            <w:pPr>
+              <w:pStyle w:val="922"/>
+              <w:pBdr/>
+              <w:spacing/>
+              <w:ind/>
+              <w:rPr/>
+            </w:pPr>
+            <w:r>
+              <w:t xml:space="preserve">Reportes y difusión</w:t>
+            </w:r>
+            <w:r/>
+          </w:p>
+        </w:tc>
+        <w:tc>
+          <w:tcPr>
+            <w:tcBorders/>
+            <w:tcW w:w="4904" w:type="dxa"/>
+          </w:tcPr>
+          <w:p>
+            <w:pPr>
+              <w:pStyle w:val="922"/>
+              <w:pBdr/>
+              <w:spacing/>
+              <w:ind/>
+              <w:rPr/>
+            </w:pPr>
+            <w:r>
+              <w:t xml:space="preserve">Generación de cédulas oficiales, estados de cuenta y constancias; exportación de programación, tablas y castigados en imagen o PDF.</w:t>
+            </w:r>
+            <w:r/>
+          </w:p>
+        </w:tc>
+        <w:tc>
+          <w:tcPr>
+            <w:tcBorders/>
+            <w:tcW w:w="1400" w:type="dxa"/>
+          </w:tcPr>
+          <w:p>
+            <w:pPr>
+              <w:pStyle w:val="922"/>
+              <w:pBdr/>
+              <w:spacing/>
+              <w:ind/>
+              <w:rPr/>
+            </w:pPr>
+            <w:r>
+              <w:t xml:space="preserve">Should</w:t>
+            </w:r>
+            <w:r/>
+          </w:p>
+        </w:tc>
+      </w:tr>
+      <w:tr>
+        <w:trPr>
+          <w:cantSplit/>
+        </w:trPr>
+        <w:tc>
+          <w:tcPr>
+            <w:tcBorders/>
+            <w:tcW w:w="800" w:type="dxa"/>
+          </w:tcPr>
+          <w:p>
+            <w:pPr>
+              <w:pStyle w:val="922"/>
+              <w:pBdr/>
+              <w:spacing/>
+              <w:ind/>
+              <w:rPr/>
+            </w:pPr>
+            <w:r>
+              <w:t xml:space="preserve">AF-13</w:t>
+            </w:r>
+            <w:r/>
+          </w:p>
+        </w:tc>
+        <w:tc>
+          <w:tcPr>
+            <w:tcBorders/>
+            <w:tcW w:w="2300" w:type="dxa"/>
+          </w:tcPr>
+          <w:p>
+            <w:pPr>
+              <w:pStyle w:val="922"/>
+              <w:pBdr/>
+              <w:spacing/>
+              <w:ind/>
+              <w:rPr/>
+            </w:pPr>
+            <w:r>
+              <w:t xml:space="preserve">Integración con correo </w:t>
+            </w:r>
+            <w:r/>
+          </w:p>
+        </w:tc>
+        <w:tc>
+          <w:tcPr>
+            <w:tcBorders/>
+            <w:tcW w:w="4904" w:type="dxa"/>
+          </w:tcPr>
+          <w:p>
+            <w:pPr>
+              <w:pStyle w:val="922"/>
+              <w:pBdr/>
+              <w:spacing/>
+              <w:ind/>
+              <w:rPr/>
+            </w:pPr>
+            <w:r>
+              <w:t xml:space="preserve">Envío por correo electrónico de avisos de partidos (incluidos cambios de sede u horario), avisos institucionales y recordatorios de pago.</w:t>
+            </w:r>
+            <w:r/>
+          </w:p>
+        </w:tc>
+        <w:tc>
+          <w:tcPr>
+            <w:tcBorders/>
+            <w:tcW w:w="1400" w:type="dxa"/>
+          </w:tcPr>
+          <w:p>
+            <w:pPr>
+              <w:pStyle w:val="922"/>
+              <w:pBdr/>
+              <w:spacing/>
+              <w:ind/>
+              <w:rPr/>
+            </w:pPr>
+            <w:r>
+              <w:t xml:space="preserve">Should</w:t>
+            </w:r>
+            <w:r/>
+          </w:p>
+        </w:tc>
+      </w:tr>
+      <w:tr>
+        <w:trPr>
+          <w:cantSplit/>
+        </w:trPr>
+        <w:tc>
+          <w:tcPr>
+            <w:tcBorders/>
+            <w:tcW w:w="800" w:type="dxa"/>
+          </w:tcPr>
+          <w:p>
+            <w:pPr>
+              <w:pStyle w:val="922"/>
+              <w:pBdr/>
+              <w:spacing/>
+              <w:ind/>
+              <w:rPr/>
+            </w:pPr>
+            <w:r>
+              <w:t xml:space="preserve">AF-14</w:t>
+            </w:r>
+            <w:r/>
+          </w:p>
+        </w:tc>
+        <w:tc>
+          <w:tcPr>
+            <w:tcBorders/>
+            <w:tcW w:w="2300" w:type="dxa"/>
+          </w:tcPr>
+          <w:p>
+            <w:pPr>
+              <w:pStyle w:val="922"/>
+              <w:pBdr/>
+              <w:spacing/>
+              <w:ind/>
+              <w:rPr/>
+            </w:pPr>
+            <w:r>
+              <w:t xml:space="preserve">Asambleas y acuerdos</w:t>
+            </w:r>
+            <w:r/>
+          </w:p>
+        </w:tc>
+        <w:tc>
+          <w:tcPr>
+            <w:tcBorders/>
+            <w:tcW w:w="4904" w:type="dxa"/>
+          </w:tcPr>
+          <w:p>
+            <w:pPr>
+              <w:pStyle w:val="922"/>
+              <w:pBdr/>
+              <w:spacing/>
+              <w:ind/>
+              <w:rPr/>
+            </w:pPr>
+            <w:r>
+              <w:t xml:space="preserve">Convocatorias a asamblea, asistencia de delegados y registro de acuerdos y comunicados.</w:t>
+            </w:r>
+            <w:r/>
+          </w:p>
+        </w:tc>
+        <w:tc>
+          <w:tcPr>
+            <w:tcBorders/>
+            <w:tcW w:w="1400" w:type="dxa"/>
+          </w:tcPr>
+          <w:p>
+            <w:pPr>
+              <w:pStyle w:val="922"/>
+              <w:pBdr/>
+              <w:spacing/>
+              <w:ind/>
+              <w:rPr/>
+            </w:pPr>
+            <w:r>
+              <w:t xml:space="preserve">Could</w:t>
+            </w:r>
+            <w:r/>
+          </w:p>
+        </w:tc>
+      </w:tr>
+    </w:tbl>
+    <w:p>
+      <w:pPr>
+        <w:pBdr/>
+        <w:spacing/>
+        <w:ind/>
+        <w:rPr/>
+      </w:pPr>
+      <w:r/>
+      <w:r/>
+    </w:p>
+    <w:p>
+      <w:pPr>
+        <w:pBdr/>
+        <w:spacing w:after="60" w:before="0"/>
+        <w:ind/>
+        <w:rPr/>
+      </w:pPr>
+      <w:r/>
+      <w:r/>
+    </w:p>
+    <w:p>
+      <w:pPr>
+        <w:pStyle w:val="916"/>
+        <w:pBdr/>
+        <w:spacing/>
+        <w:ind/>
+        <w:rPr/>
+      </w:pPr>
+      <w:r/>
+      <w:bookmarkStart w:id="10" w:name="_Toc100010"/>
+      <w:r>
+        <w:t xml:space="preserve">2.3 Características de los usuarios</w:t>
+      </w:r>
+      <w:bookmarkEnd w:id="10"/>
+      <w:r/>
+      <w:r/>
+    </w:p>
+    <w:p>
+      <w:pPr>
+        <w:pBdr/>
+        <w:spacing/>
+        <w:ind/>
+        <w:rPr/>
+      </w:pPr>
+      <w:r>
+        <w:t xml:space="preserve">El sistema implementa un Control de Acceso Basado en Roles (RBAC), separando estrictamente las funciones operativas de las funciones de aprobación y consulta. </w:t>
+      </w:r>
+      <w:r/>
+    </w:p>
+    <w:tbl>
+      <w:tblPr>
+        <w:tblW w:w="9404" w:type="dxa"/>
+        <w:tblCellMar>
+          <w:left w:w="90" w:type="dxa"/>
+          <w:top w:w="45" w:type="dxa"/>
+          <w:right w:w="90" w:type="dxa"/>
+          <w:bottom w:w="45" w:type="dxa"/>
+        </w:tblCellMar>
+        <w:tblBorders>
+          <w:top w:val="single" w:color="bfbfbf" w:sz="4" w:space="0"/>
+          <w:left w:val="single" w:color="bfbfbf" w:sz="4" w:space="0"/>
+          <w:bottom w:val="single" w:color="bfbfbf" w:sz="4" w:space="0"/>
+          <w:right w:val="single" w:color="bfbfbf" w:sz="4" w:space="0"/>
+          <w:insideH w:val="single" w:color="bfbfbf" w:sz="4" w:space="0"/>
+          <w:insideV w:val="single" w:color="bfbfbf" w:sz="4" w:space="0"/>
+        </w:tblBorders>
+        <w:tblLayout w:type="fixed"/>
+        <w:tblLook w:val="04A0" w:firstRow="1" w:lastRow="0" w:firstColumn="1" w:lastColumn="0" w:noHBand="0" w:noVBand="1"/>
+      </w:tblPr>
+      <w:tblGrid>
         <w:gridCol w:w="1659"/>
         <w:gridCol w:w="2496"/>
         <w:gridCol w:w="5249"/>
@@ -11035,6 +12737,46 @@
         </w:tc>
       </w:tr>
     </w:tbl>
+    <w:p>
+      <w:pPr>
+        <w:pBdr/>
+        <w:spacing w:after="60" w:before="0"/>
+        <w:ind/>
+        <w:rPr/>
+      </w:pPr>
+      <w:r/>
+      <w:r/>
+    </w:p>
+    <w:p>
+      <w:pPr>
+        <w:pBdr/>
+        <w:spacing w:after="60" w:before="0"/>
+        <w:ind/>
+        <w:rPr/>
+      </w:pPr>
+      <w:r/>
+      <w:r/>
+    </w:p>
+    <w:p>
+      <w:pPr>
+        <w:pBdr/>
+        <w:spacing w:after="60" w:before="0"/>
+        <w:ind/>
+        <w:rPr/>
+      </w:pPr>
+      <w:r/>
+      <w:r/>
+    </w:p>
+    <w:p>
+      <w:pPr>
+        <w:pBdr/>
+        <w:spacing w:after="60" w:before="0"/>
+        <w:ind/>
+        <w:rPr/>
+      </w:pPr>
+      <w:r/>
+      <w:r/>
+    </w:p>
     <w:p>
       <w:pPr>
         <w:pBdr/>
@@ -25383,7 +27125,11 @@
         <w:t xml:space="preserve">4.1 Diagrama BPMN</w:t>
       </w:r>
       <w:bookmarkEnd w:id="45"/>
-      <w:r/>
+      <w:r>
+        <w:rPr>
+          <w:lang w:val="es-ES"/>
+        </w:rPr>
+      </w:r>
       <w:r/>
     </w:p>
     <w:p>
